--- a/data/complete_results.docx
+++ b/data/complete_results.docx
@@ -2,31 +2,7 @@
 <file path=word/document.xml><?xml version="1.0" encoding="utf-8"?>
 <w:document xmlns:w="http://schemas.openxmlformats.org/wordprocessingml/2006/main" xmlns:m="http://schemas.openxmlformats.org/officeDocument/2006/math" xmlns:r="http://schemas.openxmlformats.org/officeDocument/2006/relationships" xmlns:o="urn:schemas-microsoft-com:office:office" xmlns:v="urn:schemas-microsoft-com:vml" xmlns:w10="urn:schemas-microsoft-com:office:word" xmlns:a="http://schemas.openxmlformats.org/drawingml/2006/main" xmlns:pic="http://schemas.openxmlformats.org/drawingml/2006/picture" xmlns:wp="http://schemas.openxmlformats.org/drawingml/2006/wordprocessingDrawing">
   <w:body>
-    <w:p>
-      <w:pPr>
-        <w:pStyle w:val="Title"/>
-      </w:pPr>
-      <w:r>
-        <w:t xml:space="preserve">Complete Numerical Results</w:t>
-      </w:r>
-    </w:p>
-    <w:p>
-      <w:pPr>
-        <w:pStyle w:val="Author"/>
-      </w:pPr>
-      <w:r>
-        <w:t xml:space="preserve">Szőke Barna</w:t>
-      </w:r>
-    </w:p>
-    <w:p>
-      <w:pPr>
-        <w:pStyle w:val="Date"/>
-      </w:pPr>
-      <w:r>
-        <w:t xml:space="preserve">March 2026</w:t>
-      </w:r>
-    </w:p>
-    <w:bookmarkStart w:id="21" w:name="complete-numerical-results"/>
+    <w:bookmarkStart w:id="35" w:name="complete-numerical-results"/>
     <w:p>
       <w:pPr>
         <w:pStyle w:val="Heading1"/>
@@ -5000,13 +4976,2334 @@
       </w:r>
     </w:p>
     <w:bookmarkEnd w:id="19"/>
-    <w:bookmarkStart w:id="20" w:name="summary-statistics"/>
+    <w:bookmarkStart w:id="28" w:name="dark-sector-cone-b-phi-circle"/>
     <w:p>
       <w:pPr>
         <w:pStyle w:val="Heading2"/>
       </w:pPr>
       <w:r>
-        <w:t xml:space="preserve">Summary Statistics</w:t>
+        <w:t xml:space="preserve">Dark Sector (Cone B, phi’-circle)</w:t>
+      </w:r>
+    </w:p>
+    <w:bookmarkStart w:id="20" w:name="dark-sector-constants"/>
+    <w:p>
+      <w:pPr>
+        <w:pStyle w:val="Heading3"/>
+      </w:pPr>
+      <w:r>
+        <w:t xml:space="preserve">Dark Sector Constants</w:t>
+      </w:r>
+    </w:p>
+    <w:tbl>
+      <w:tblPr>
+        <w:tblStyle w:val="Table"/>
+        <w:tblW w:type="pct" w:w="5000"/>
+        <w:tblLayout w:type="fixed"/>
+        <w:tblLook w:firstRow="1" w:lastRow="0" w:firstColumn="0" w:lastColumn="0" w:noHBand="0" w:noVBand="0" w:val="0020"/>
+      </w:tblPr>
+      <w:tblGrid>
+        <w:gridCol w:w="3168"/>
+        <w:gridCol w:w="2217"/>
+        <w:gridCol w:w="2534"/>
+      </w:tblGrid>
+      <w:tr>
+        <w:trPr>
+          <w:tblHeader w:val="on"/>
+        </w:trPr>
+        <w:tc>
+          <w:tcPr/>
+          <w:p>
+            <w:pPr>
+              <w:pStyle w:val="Compact"/>
+            </w:pPr>
+            <w:r>
+              <w:t xml:space="preserve">Constant</w:t>
+            </w:r>
+          </w:p>
+        </w:tc>
+        <w:tc>
+          <w:tcPr/>
+          <w:p>
+            <w:pPr>
+              <w:pStyle w:val="Compact"/>
+            </w:pPr>
+            <w:r>
+              <w:t xml:space="preserve">Value</w:t>
+            </w:r>
+          </w:p>
+        </w:tc>
+        <w:tc>
+          <w:tcPr/>
+          <w:p>
+            <w:pPr>
+              <w:pStyle w:val="Compact"/>
+            </w:pPr>
+            <w:r>
+              <w:t xml:space="preserve">Origin</w:t>
+            </w:r>
+          </w:p>
+        </w:tc>
+      </w:tr>
+      <w:tr>
+        <w:tc>
+          <w:tcPr/>
+          <w:p>
+            <w:pPr>
+              <w:pStyle w:val="Compact"/>
+            </w:pPr>
+            <w:r>
+              <w:t xml:space="preserve">N’ (dark quantum scale)</w:t>
+            </w:r>
+          </w:p>
+        </w:tc>
+        <w:tc>
+          <w:tcPr/>
+          <w:p>
+            <w:pPr>
+              <w:pStyle w:val="Compact"/>
+            </w:pPr>
+            <w:r>
+              <w:t xml:space="preserve">N/2 = 5.429 x 10^6</w:t>
+            </w:r>
+          </w:p>
+        </w:tc>
+        <w:tc>
+          <w:tcPr/>
+          <w:p>
+            <w:pPr>
+              <w:pStyle w:val="Compact"/>
+            </w:pPr>
+            <w:r>
+              <w:t xml:space="preserve">From sigma’ = sigma/2</w:t>
+            </w:r>
+          </w:p>
+        </w:tc>
+      </w:tr>
+      <w:tr>
+        <w:tc>
+          <w:tcPr/>
+          <w:p>
+            <w:pPr>
+              <w:pStyle w:val="Compact"/>
+            </w:pPr>
+            <w:r>
+              <w:t xml:space="preserve">epsilon’ (dark epoch)</w:t>
+            </w:r>
+          </w:p>
+        </w:tc>
+        <w:tc>
+          <w:tcPr/>
+          <w:p>
+            <w:pPr>
+              <w:pStyle w:val="Compact"/>
+            </w:pPr>
+            <w:r>
+              <w:t xml:space="preserve">4*epsilon</w:t>
+            </w:r>
+          </w:p>
+        </w:tc>
+        <w:tc>
+          <w:tcPr/>
+          <w:p>
+            <w:pPr>
+              <w:pStyle w:val="Compact"/>
+            </w:pPr>
+            <w:r>
+              <w:t xml:space="preserve">From sigma’ = sigma/2</w:t>
+            </w:r>
+          </w:p>
+        </w:tc>
+      </w:tr>
+      <w:tr>
+        <w:tc>
+          <w:tcPr/>
+          <w:p>
+            <w:pPr>
+              <w:pStyle w:val="Compact"/>
+            </w:pPr>
+            <w:r>
+              <w:t xml:space="preserve">m0 (same bare mass)</w:t>
+            </w:r>
+          </w:p>
+        </w:tc>
+        <w:tc>
+          <w:tcPr/>
+          <w:p>
+            <w:pPr>
+              <w:pStyle w:val="Compact"/>
+            </w:pPr>
+            <w:r>
+              <w:t xml:space="preserve">246.22 GeV</w:t>
+            </w:r>
+          </w:p>
+        </w:tc>
+        <w:tc>
+          <w:tcPr/>
+          <w:p>
+            <w:pPr>
+              <w:pStyle w:val="Compact"/>
+            </w:pPr>
+            <w:r>
+              <w:t xml:space="preserve">Same cone energy</w:t>
+            </w:r>
+          </w:p>
+        </w:tc>
+      </w:tr>
+      <w:tr>
+        <w:tc>
+          <w:tcPr/>
+          <w:p>
+            <w:pPr>
+              <w:pStyle w:val="Compact"/>
+            </w:pPr>
+            <w:r>
+              <w:t xml:space="preserve">alpha’ (dark EM)</w:t>
+            </w:r>
+          </w:p>
+        </w:tc>
+        <w:tc>
+          <w:tcPr/>
+          <w:p>
+            <w:pPr>
+              <w:pStyle w:val="Compact"/>
+            </w:pPr>
+            <w:r>
+              <w:t xml:space="preserve">1/137</w:t>
+            </w:r>
+          </w:p>
+        </w:tc>
+        <w:tc>
+          <w:tcPr/>
+          <w:p>
+            <w:pPr>
+              <w:pStyle w:val="Compact"/>
+            </w:pPr>
+            <w:r>
+              <w:t xml:space="preserve">Algebraic, same prime skeleton</w:t>
+            </w:r>
+          </w:p>
+        </w:tc>
+      </w:tr>
+      <w:tr>
+        <w:tc>
+          <w:tcPr/>
+          <w:p>
+            <w:pPr>
+              <w:pStyle w:val="Compact"/>
+            </w:pPr>
+            <w:r>
+              <w:t xml:space="preserve">eps_mix (kinetic mixing)</w:t>
+            </w:r>
+          </w:p>
+        </w:tc>
+        <w:tc>
+          <w:tcPr/>
+          <w:p>
+            <w:pPr>
+              <w:pStyle w:val="Compact"/>
+            </w:pPr>
+            <w:r>
+              <w:t xml:space="preserve">Delta = 4*alpha^2/9 = 2.37 x 10^-5</w:t>
+            </w:r>
+          </w:p>
+        </w:tc>
+        <w:tc>
+          <w:tcPr/>
+          <w:p>
+            <w:pPr>
+              <w:pStyle w:val="Compact"/>
+            </w:pPr>
+            <w:r>
+              <w:t xml:space="preserve">Two alpha vertices across wall</w:t>
+            </w:r>
+          </w:p>
+        </w:tc>
+      </w:tr>
+    </w:tbl>
+    <w:bookmarkEnd w:id="20"/>
+    <w:bookmarkStart w:id="21" w:name="dark-fermion-masses"/>
+    <w:p>
+      <w:pPr>
+        <w:pStyle w:val="Heading3"/>
+      </w:pPr>
+      <w:r>
+        <w:t xml:space="preserve">Dark Fermion Masses</w:t>
+      </w:r>
+    </w:p>
+    <w:tbl>
+      <w:tblPr>
+        <w:tblStyle w:val="Table"/>
+        <w:tblW w:type="pct" w:w="5000"/>
+        <w:tblLayout w:type="fixed"/>
+        <w:tblLook w:firstRow="1" w:lastRow="0" w:firstColumn="0" w:lastColumn="0" w:noHBand="0" w:noVBand="0" w:val="0020"/>
+      </w:tblPr>
+      <w:tblGrid>
+        <w:gridCol w:w="510"/>
+        <w:gridCol w:w="1277"/>
+        <w:gridCol w:w="1149"/>
+        <w:gridCol w:w="1405"/>
+        <w:gridCol w:w="1660"/>
+        <w:gridCol w:w="1916"/>
+      </w:tblGrid>
+      <w:tr>
+        <w:trPr>
+          <w:tblHeader w:val="on"/>
+        </w:trPr>
+        <w:tc>
+          <w:tcPr/>
+          <w:p>
+            <w:pPr>
+              <w:pStyle w:val="Compact"/>
+            </w:pPr>
+            <w:r>
+              <w:t xml:space="preserve">#</w:t>
+            </w:r>
+          </w:p>
+        </w:tc>
+        <w:tc>
+          <w:tcPr/>
+          <w:p>
+            <w:pPr>
+              <w:pStyle w:val="Compact"/>
+            </w:pPr>
+            <w:r>
+              <w:t xml:space="preserve">Particle</w:t>
+            </w:r>
+          </w:p>
+        </w:tc>
+        <w:tc>
+          <w:tcPr/>
+          <w:p>
+            <w:pPr>
+              <w:pStyle w:val="Compact"/>
+            </w:pPr>
+            <w:r>
+              <w:t xml:space="preserve">Formula</w:t>
+            </w:r>
+          </w:p>
+        </w:tc>
+        <w:tc>
+          <w:tcPr/>
+          <w:p>
+            <w:pPr>
+              <w:pStyle w:val="Compact"/>
+            </w:pPr>
+            <w:r>
+              <w:t xml:space="preserve">Dark Mass</w:t>
+            </w:r>
+          </w:p>
+        </w:tc>
+        <w:tc>
+          <w:tcPr/>
+          <w:p>
+            <w:pPr>
+              <w:pStyle w:val="Compact"/>
+            </w:pPr>
+            <w:r>
+              <w:t xml:space="preserve">Visible Mass</w:t>
+            </w:r>
+          </w:p>
+        </w:tc>
+        <w:tc>
+          <w:tcPr/>
+          <w:p>
+            <w:pPr>
+              <w:pStyle w:val="Compact"/>
+            </w:pPr>
+            <w:r>
+              <w:t xml:space="preserve">Dark/Vis Ratio</w:t>
+            </w:r>
+          </w:p>
+        </w:tc>
+      </w:tr>
+      <w:tr>
+        <w:tc>
+          <w:tcPr/>
+          <w:p>
+            <w:pPr>
+              <w:pStyle w:val="Compact"/>
+            </w:pPr>
+            <w:r>
+              <w:t xml:space="preserve">1</w:t>
+            </w:r>
+          </w:p>
+        </w:tc>
+        <w:tc>
+          <w:tcPr/>
+          <w:p>
+            <w:pPr>
+              <w:pStyle w:val="Compact"/>
+            </w:pPr>
+            <w:r>
+              <w:t xml:space="preserve">Dark electron</w:t>
+            </w:r>
+          </w:p>
+        </w:tc>
+        <w:tc>
+          <w:tcPr/>
+          <w:p>
+            <w:pPr>
+              <w:pStyle w:val="Compact"/>
+            </w:pPr>
+            <w:r>
+              <w:t xml:space="preserve">2</w:t>
+            </w:r>
+            <w:r>
+              <w:rPr>
+                <w:i/>
+                <w:iCs/>
+              </w:rPr>
+              <w:t xml:space="preserve">m0</w:t>
+            </w:r>
+            <w:r>
+              <w:t xml:space="preserve">alpha*sqrt(2/N’)/3</w:t>
+            </w:r>
+          </w:p>
+        </w:tc>
+        <w:tc>
+          <w:tcPr/>
+          <w:p>
+            <w:pPr>
+              <w:pStyle w:val="Compact"/>
+            </w:pPr>
+            <w:r>
+              <w:t xml:space="preserve">0.727 MeV</w:t>
+            </w:r>
+          </w:p>
+        </w:tc>
+        <w:tc>
+          <w:tcPr/>
+          <w:p>
+            <w:pPr>
+              <w:pStyle w:val="Compact"/>
+            </w:pPr>
+            <w:r>
+              <w:t xml:space="preserve">0.514 MeV</w:t>
+            </w:r>
+          </w:p>
+        </w:tc>
+        <w:tc>
+          <w:tcPr/>
+          <w:p>
+            <w:pPr>
+              <w:pStyle w:val="Compact"/>
+            </w:pPr>
+            <w:r>
+              <w:t xml:space="preserve">sqrt(2)</w:t>
+            </w:r>
+          </w:p>
+        </w:tc>
+      </w:tr>
+      <w:tr>
+        <w:tc>
+          <w:tcPr/>
+          <w:p>
+            <w:pPr>
+              <w:pStyle w:val="Compact"/>
+            </w:pPr>
+            <w:r>
+              <w:t xml:space="preserve">2</w:t>
+            </w:r>
+          </w:p>
+        </w:tc>
+        <w:tc>
+          <w:tcPr/>
+          <w:p>
+            <w:pPr>
+              <w:pStyle w:val="Compact"/>
+            </w:pPr>
+            <w:r>
+              <w:t xml:space="preserve">Dark muon</w:t>
+            </w:r>
+          </w:p>
+        </w:tc>
+        <w:tc>
+          <w:tcPr/>
+          <w:p>
+            <w:pPr>
+              <w:pStyle w:val="Compact"/>
+            </w:pPr>
+            <w:r>
+              <w:t xml:space="preserve">sqrt(m_de^2 + 2*m0^2/N’)</w:t>
+            </w:r>
+          </w:p>
+        </w:tc>
+        <w:tc>
+          <w:tcPr/>
+          <w:p>
+            <w:pPr>
+              <w:pStyle w:val="Compact"/>
+            </w:pPr>
+            <w:r>
+              <w:t xml:space="preserve">149.4 MeV</w:t>
+            </w:r>
+          </w:p>
+        </w:tc>
+        <w:tc>
+          <w:tcPr/>
+          <w:p>
+            <w:pPr>
+              <w:pStyle w:val="Compact"/>
+            </w:pPr>
+            <w:r>
+              <w:t xml:space="preserve">105.66 MeV</w:t>
+            </w:r>
+          </w:p>
+        </w:tc>
+        <w:tc>
+          <w:tcPr/>
+          <w:p>
+            <w:pPr>
+              <w:pStyle w:val="Compact"/>
+            </w:pPr>
+            <w:r>
+              <w:t xml:space="preserve">sqrt(2)</w:t>
+            </w:r>
+          </w:p>
+        </w:tc>
+      </w:tr>
+      <w:tr>
+        <w:tc>
+          <w:tcPr/>
+          <w:p>
+            <w:pPr>
+              <w:pStyle w:val="Compact"/>
+            </w:pPr>
+            <w:r>
+              <w:t xml:space="preserve">3</w:t>
+            </w:r>
+          </w:p>
+        </w:tc>
+        <w:tc>
+          <w:tcPr/>
+          <w:p>
+            <w:pPr>
+              <w:pStyle w:val="Compact"/>
+            </w:pPr>
+            <w:r>
+              <w:t xml:space="preserve">Dark tau</w:t>
+            </w:r>
+          </w:p>
+        </w:tc>
+        <w:tc>
+          <w:tcPr/>
+          <w:p>
+            <w:pPr>
+              <w:pStyle w:val="Compact"/>
+            </w:pPr>
+            <w:r>
+              <w:t xml:space="preserve">sqrt(m_dmu^2 + 564*m0^2/N’)</w:t>
+            </w:r>
+          </w:p>
+        </w:tc>
+        <w:tc>
+          <w:tcPr/>
+          <w:p>
+            <w:pPr>
+              <w:pStyle w:val="Compact"/>
+            </w:pPr>
+            <w:r>
+              <w:t xml:space="preserve">2509 MeV</w:t>
+            </w:r>
+          </w:p>
+        </w:tc>
+        <w:tc>
+          <w:tcPr/>
+          <w:p>
+            <w:pPr>
+              <w:pStyle w:val="Compact"/>
+            </w:pPr>
+            <w:r>
+              <w:t xml:space="preserve">1774 MeV</w:t>
+            </w:r>
+          </w:p>
+        </w:tc>
+        <w:tc>
+          <w:tcPr/>
+          <w:p>
+            <w:pPr>
+              <w:pStyle w:val="Compact"/>
+            </w:pPr>
+            <w:r>
+              <w:t xml:space="preserve">sqrt(2)</w:t>
+            </w:r>
+          </w:p>
+        </w:tc>
+      </w:tr>
+      <w:tr>
+        <w:tc>
+          <w:tcPr/>
+          <w:p>
+            <w:pPr>
+              <w:pStyle w:val="Compact"/>
+            </w:pPr>
+            <w:r>
+              <w:t xml:space="preserve">4</w:t>
+            </w:r>
+          </w:p>
+        </w:tc>
+        <w:tc>
+          <w:tcPr/>
+          <w:p>
+            <w:pPr>
+              <w:pStyle w:val="Compact"/>
+            </w:pPr>
+            <w:r>
+              <w:t xml:space="preserve">Dark up</w:t>
+            </w:r>
+          </w:p>
+        </w:tc>
+        <w:tc>
+          <w:tcPr/>
+          <w:p>
+            <w:pPr>
+              <w:pStyle w:val="Compact"/>
+            </w:pPr>
+            <w:r>
+              <w:t xml:space="preserve">sqrt(2)*m_u</w:t>
+            </w:r>
+          </w:p>
+        </w:tc>
+        <w:tc>
+          <w:tcPr/>
+          <w:p>
+            <w:pPr>
+              <w:pStyle w:val="Compact"/>
+            </w:pPr>
+            <w:r>
+              <w:t xml:space="preserve">3.14 MeV</w:t>
+            </w:r>
+          </w:p>
+        </w:tc>
+        <w:tc>
+          <w:tcPr/>
+          <w:p>
+            <w:pPr>
+              <w:pStyle w:val="Compact"/>
+            </w:pPr>
+            <w:r>
+              <w:t xml:space="preserve">2.22 MeV</w:t>
+            </w:r>
+          </w:p>
+        </w:tc>
+        <w:tc>
+          <w:tcPr/>
+          <w:p>
+            <w:pPr>
+              <w:pStyle w:val="Compact"/>
+            </w:pPr>
+            <w:r>
+              <w:t xml:space="preserve">sqrt(2)</w:t>
+            </w:r>
+          </w:p>
+        </w:tc>
+      </w:tr>
+      <w:tr>
+        <w:tc>
+          <w:tcPr/>
+          <w:p>
+            <w:pPr>
+              <w:pStyle w:val="Compact"/>
+            </w:pPr>
+            <w:r>
+              <w:t xml:space="preserve">5</w:t>
+            </w:r>
+          </w:p>
+        </w:tc>
+        <w:tc>
+          <w:tcPr/>
+          <w:p>
+            <w:pPr>
+              <w:pStyle w:val="Compact"/>
+            </w:pPr>
+            <w:r>
+              <w:t xml:space="preserve">Dark down</w:t>
+            </w:r>
+          </w:p>
+        </w:tc>
+        <w:tc>
+          <w:tcPr/>
+          <w:p>
+            <w:pPr>
+              <w:pStyle w:val="Compact"/>
+            </w:pPr>
+            <w:r>
+              <w:t xml:space="preserve">sqrt(2)*m_d</w:t>
+            </w:r>
+          </w:p>
+        </w:tc>
+        <w:tc>
+          <w:tcPr/>
+          <w:p>
+            <w:pPr>
+              <w:pStyle w:val="Compact"/>
+            </w:pPr>
+            <w:r>
+              <w:t xml:space="preserve">6.67 MeV</w:t>
+            </w:r>
+          </w:p>
+        </w:tc>
+        <w:tc>
+          <w:tcPr/>
+          <w:p>
+            <w:pPr>
+              <w:pStyle w:val="Compact"/>
+            </w:pPr>
+            <w:r>
+              <w:t xml:space="preserve">4.71 MeV</w:t>
+            </w:r>
+          </w:p>
+        </w:tc>
+        <w:tc>
+          <w:tcPr/>
+          <w:p>
+            <w:pPr>
+              <w:pStyle w:val="Compact"/>
+            </w:pPr>
+            <w:r>
+              <w:t xml:space="preserve">sqrt(2)</w:t>
+            </w:r>
+          </w:p>
+        </w:tc>
+      </w:tr>
+      <w:tr>
+        <w:tc>
+          <w:tcPr/>
+          <w:p>
+            <w:pPr>
+              <w:pStyle w:val="Compact"/>
+            </w:pPr>
+            <w:r>
+              <w:t xml:space="preserve">6</w:t>
+            </w:r>
+          </w:p>
+        </w:tc>
+        <w:tc>
+          <w:tcPr/>
+          <w:p>
+            <w:pPr>
+              <w:pStyle w:val="Compact"/>
+            </w:pPr>
+            <w:r>
+              <w:t xml:space="preserve">Dark strange</w:t>
+            </w:r>
+          </w:p>
+        </w:tc>
+        <w:tc>
+          <w:tcPr/>
+          <w:p>
+            <w:pPr>
+              <w:pStyle w:val="Compact"/>
+            </w:pPr>
+            <w:r>
+              <w:t xml:space="preserve">sqrt(2)*m_s</w:t>
+            </w:r>
+          </w:p>
+        </w:tc>
+        <w:tc>
+          <w:tcPr/>
+          <w:p>
+            <w:pPr>
+              <w:pStyle w:val="Compact"/>
+            </w:pPr>
+            <w:r>
+              <w:t xml:space="preserve">134.4 MeV</w:t>
+            </w:r>
+          </w:p>
+        </w:tc>
+        <w:tc>
+          <w:tcPr/>
+          <w:p>
+            <w:pPr>
+              <w:pStyle w:val="Compact"/>
+            </w:pPr>
+            <w:r>
+              <w:t xml:space="preserve">95 MeV</w:t>
+            </w:r>
+          </w:p>
+        </w:tc>
+        <w:tc>
+          <w:tcPr/>
+          <w:p>
+            <w:pPr>
+              <w:pStyle w:val="Compact"/>
+            </w:pPr>
+            <w:r>
+              <w:t xml:space="preserve">sqrt(2)</w:t>
+            </w:r>
+          </w:p>
+        </w:tc>
+      </w:tr>
+      <w:tr>
+        <w:tc>
+          <w:tcPr/>
+          <w:p>
+            <w:pPr>
+              <w:pStyle w:val="Compact"/>
+            </w:pPr>
+            <w:r>
+              <w:t xml:space="preserve">7</w:t>
+            </w:r>
+          </w:p>
+        </w:tc>
+        <w:tc>
+          <w:tcPr/>
+          <w:p>
+            <w:pPr>
+              <w:pStyle w:val="Compact"/>
+            </w:pPr>
+            <w:r>
+              <w:t xml:space="preserve">Dark charm</w:t>
+            </w:r>
+          </w:p>
+        </w:tc>
+        <w:tc>
+          <w:tcPr/>
+          <w:p>
+            <w:pPr>
+              <w:pStyle w:val="Compact"/>
+            </w:pPr>
+            <w:r>
+              <w:t xml:space="preserve">sqrt(m_ds^2 + 2</w:t>
+            </w:r>
+            <w:r>
+              <w:rPr>
+                <w:i/>
+                <w:iCs/>
+              </w:rPr>
+              <w:t xml:space="preserve">m0^2</w:t>
+            </w:r>
+            <w:r>
+              <w:t xml:space="preserve">145/N’)</w:t>
+            </w:r>
+          </w:p>
+        </w:tc>
+        <w:tc>
+          <w:tcPr/>
+          <w:p>
+            <w:pPr>
+              <w:pStyle w:val="Compact"/>
+            </w:pPr>
+            <w:r>
+              <w:t xml:space="preserve">1800 MeV</w:t>
+            </w:r>
+          </w:p>
+        </w:tc>
+        <w:tc>
+          <w:tcPr/>
+          <w:p>
+            <w:pPr>
+              <w:pStyle w:val="Compact"/>
+            </w:pPr>
+            <w:r>
+              <w:t xml:space="preserve">1273 MeV</w:t>
+            </w:r>
+          </w:p>
+        </w:tc>
+        <w:tc>
+          <w:tcPr/>
+          <w:p>
+            <w:pPr>
+              <w:pStyle w:val="Compact"/>
+            </w:pPr>
+            <w:r>
+              <w:t xml:space="preserve">sqrt(2)</w:t>
+            </w:r>
+          </w:p>
+        </w:tc>
+      </w:tr>
+      <w:tr>
+        <w:tc>
+          <w:tcPr/>
+          <w:p>
+            <w:pPr>
+              <w:pStyle w:val="Compact"/>
+            </w:pPr>
+            <w:r>
+              <w:t xml:space="preserve">8</w:t>
+            </w:r>
+          </w:p>
+        </w:tc>
+        <w:tc>
+          <w:tcPr/>
+          <w:p>
+            <w:pPr>
+              <w:pStyle w:val="Compact"/>
+            </w:pPr>
+            <w:r>
+              <w:t xml:space="preserve">Dark bottom</w:t>
+            </w:r>
+          </w:p>
+        </w:tc>
+        <w:tc>
+          <w:tcPr/>
+          <w:p>
+            <w:pPr>
+              <w:pStyle w:val="Compact"/>
+            </w:pPr>
+            <w:r>
+              <w:t xml:space="preserve">(7/3)*m_dtau</w:t>
+            </w:r>
+          </w:p>
+        </w:tc>
+        <w:tc>
+          <w:tcPr/>
+          <w:p>
+            <w:pPr>
+              <w:pStyle w:val="Compact"/>
+            </w:pPr>
+            <w:r>
+              <w:t xml:space="preserve">5866 MeV</w:t>
+            </w:r>
+          </w:p>
+        </w:tc>
+        <w:tc>
+          <w:tcPr/>
+          <w:p>
+            <w:pPr>
+              <w:pStyle w:val="Compact"/>
+            </w:pPr>
+            <w:r>
+              <w:t xml:space="preserve">4148 MeV</w:t>
+            </w:r>
+          </w:p>
+        </w:tc>
+        <w:tc>
+          <w:tcPr/>
+          <w:p>
+            <w:pPr>
+              <w:pStyle w:val="Compact"/>
+            </w:pPr>
+            <w:r>
+              <w:t xml:space="preserve">sqrt(2)</w:t>
+            </w:r>
+          </w:p>
+        </w:tc>
+      </w:tr>
+      <w:tr>
+        <w:tc>
+          <w:tcPr/>
+          <w:p>
+            <w:pPr>
+              <w:pStyle w:val="Compact"/>
+            </w:pPr>
+            <w:r>
+              <w:t xml:space="preserve">9</w:t>
+            </w:r>
+          </w:p>
+        </w:tc>
+        <w:tc>
+          <w:tcPr/>
+          <w:p>
+            <w:pPr>
+              <w:pStyle w:val="Compact"/>
+            </w:pPr>
+            <w:r>
+              <w:t xml:space="preserve">Dark top</w:t>
+            </w:r>
+          </w:p>
+        </w:tc>
+        <w:tc>
+          <w:tcPr/>
+          <w:p>
+            <w:pPr>
+              <w:pStyle w:val="Compact"/>
+            </w:pPr>
+            <w:r>
+              <w:t xml:space="preserve">m0/sqrt(2)</w:t>
+            </w:r>
+          </w:p>
+        </w:tc>
+        <w:tc>
+          <w:tcPr/>
+          <w:p>
+            <w:pPr>
+              <w:pStyle w:val="Compact"/>
+            </w:pPr>
+            <w:r>
+              <w:t xml:space="preserve">174.1 GeV</w:t>
+            </w:r>
+          </w:p>
+        </w:tc>
+        <w:tc>
+          <w:tcPr/>
+          <w:p>
+            <w:pPr>
+              <w:pStyle w:val="Compact"/>
+            </w:pPr>
+            <w:r>
+              <w:t xml:space="preserve">174.1 GeV</w:t>
+            </w:r>
+          </w:p>
+        </w:tc>
+        <w:tc>
+          <w:tcPr/>
+          <w:p>
+            <w:pPr>
+              <w:pStyle w:val="Compact"/>
+            </w:pPr>
+            <w:r>
+              <w:t xml:space="preserve">1 (cone projection)</w:t>
+            </w:r>
+          </w:p>
+        </w:tc>
+      </w:tr>
+    </w:tbl>
+    <w:p>
+      <w:pPr>
+        <w:pStyle w:val="BodyText"/>
+      </w:pPr>
+      <w:r>
+        <w:t xml:space="preserve">Universal scaling: m_dark/m_visible = sqrt(2) for all fermions (except top).</w:t>
+      </w:r>
+      <w:r>
+        <w:t xml:space="preserve"> </w:t>
+      </w:r>
+      <w:r>
+        <w:t xml:space="preserve">Origin: sigma’ = sigma/2, mass ~ 1/sqrt(sigma), ratio = sqrt(sigma/sigma’) = sqrt(2).</w:t>
+      </w:r>
+    </w:p>
+    <w:bookmarkEnd w:id="21"/>
+    <w:bookmarkStart w:id="22" w:name="dark-photon"/>
+    <w:p>
+      <w:pPr>
+        <w:pStyle w:val="Heading3"/>
+      </w:pPr>
+      <w:r>
+        <w:t xml:space="preserve">Dark Photon</w:t>
+      </w:r>
+    </w:p>
+    <w:tbl>
+      <w:tblPr>
+        <w:tblStyle w:val="Table"/>
+        <w:tblW w:type="pct" w:w="5000"/>
+        <w:tblLayout w:type="fixed"/>
+        <w:tblLook w:firstRow="1" w:lastRow="0" w:firstColumn="0" w:lastColumn="0" w:noHBand="0" w:noVBand="0" w:val="0020"/>
+      </w:tblPr>
+      <w:tblGrid>
+        <w:gridCol w:w="3168"/>
+        <w:gridCol w:w="2217"/>
+        <w:gridCol w:w="2534"/>
+      </w:tblGrid>
+      <w:tr>
+        <w:trPr>
+          <w:tblHeader w:val="on"/>
+        </w:trPr>
+        <w:tc>
+          <w:tcPr/>
+          <w:p>
+            <w:pPr>
+              <w:pStyle w:val="Compact"/>
+            </w:pPr>
+            <w:r>
+              <w:t xml:space="preserve">Property</w:t>
+            </w:r>
+          </w:p>
+        </w:tc>
+        <w:tc>
+          <w:tcPr/>
+          <w:p>
+            <w:pPr>
+              <w:pStyle w:val="Compact"/>
+            </w:pPr>
+            <w:r>
+              <w:t xml:space="preserve">Value</w:t>
+            </w:r>
+          </w:p>
+        </w:tc>
+        <w:tc>
+          <w:tcPr/>
+          <w:p>
+            <w:pPr>
+              <w:pStyle w:val="Compact"/>
+            </w:pPr>
+            <w:r>
+              <w:t xml:space="preserve">Origin</w:t>
+            </w:r>
+          </w:p>
+        </w:tc>
+      </w:tr>
+      <w:tr>
+        <w:tc>
+          <w:tcPr/>
+          <w:p>
+            <w:pPr>
+              <w:pStyle w:val="Compact"/>
+            </w:pPr>
+            <w:r>
+              <w:t xml:space="preserve">Mass</w:t>
+            </w:r>
+          </w:p>
+        </w:tc>
+        <w:tc>
+          <w:tcPr/>
+          <w:p>
+            <w:pPr>
+              <w:pStyle w:val="Compact"/>
+            </w:pPr>
+            <w:r>
+              <w:t xml:space="preserve">0 (massless)</w:t>
+            </w:r>
+          </w:p>
+        </w:tc>
+        <w:tc>
+          <w:tcPr/>
+          <w:p>
+            <w:pPr>
+              <w:pStyle w:val="Compact"/>
+            </w:pPr>
+            <w:r>
+              <w:t xml:space="preserve">n = N/2 (fully precessing on phi’)</w:t>
+            </w:r>
+          </w:p>
+        </w:tc>
+      </w:tr>
+      <w:tr>
+        <w:tc>
+          <w:tcPr/>
+          <w:p>
+            <w:pPr>
+              <w:pStyle w:val="Compact"/>
+            </w:pPr>
+            <w:r>
+              <w:t xml:space="preserve">Kinetic mixing eps</w:t>
+            </w:r>
+          </w:p>
+        </w:tc>
+        <w:tc>
+          <w:tcPr/>
+          <w:p>
+            <w:pPr>
+              <w:pStyle w:val="Compact"/>
+            </w:pPr>
+            <w:r>
+              <w:t xml:space="preserve">2.37 x 10^-5</w:t>
+            </w:r>
+          </w:p>
+        </w:tc>
+        <w:tc>
+          <w:tcPr/>
+          <w:p>
+            <w:pPr>
+              <w:pStyle w:val="Compact"/>
+            </w:pPr>
+            <w:r>
+              <w:t xml:space="preserve">= Delta = 4*alpha^2/9</w:t>
+            </w:r>
+          </w:p>
+        </w:tc>
+      </w:tr>
+      <w:tr>
+        <w:tc>
+          <w:tcPr/>
+          <w:p>
+            <w:pPr>
+              <w:pStyle w:val="Compact"/>
+            </w:pPr>
+            <w:r>
+              <w:t xml:space="preserve">Oscillation P(gamma-&gt;gamma’)</w:t>
+            </w:r>
+          </w:p>
+        </w:tc>
+        <w:tc>
+          <w:tcPr/>
+          <w:p>
+            <w:pPr>
+              <w:pStyle w:val="Compact"/>
+            </w:pPr>
+            <w:r>
+              <w:t xml:space="preserve">1.4 x 10^-10</w:t>
+            </w:r>
+          </w:p>
+        </w:tc>
+        <w:tc>
+          <w:tcPr/>
+          <w:p>
+            <w:pPr>
+              <w:pStyle w:val="Compact"/>
+            </w:pPr>
+            <w:r>
+              <w:t xml:space="preserve">eps^2/4</w:t>
+            </w:r>
+          </w:p>
+        </w:tc>
+      </w:tr>
+      <w:tr>
+        <w:tc>
+          <w:tcPr/>
+          <w:p>
+            <w:pPr>
+              <w:pStyle w:val="Compact"/>
+            </w:pPr>
+            <w:r>
+              <w:t xml:space="preserve">Physical meaning</w:t>
+            </w:r>
+          </w:p>
+        </w:tc>
+        <w:tc>
+          <w:tcPr/>
+          <w:p>
+            <w:pPr>
+              <w:pStyle w:val="Compact"/>
+            </w:pPr>
+            <w:r>
+              <w:t xml:space="preserve">alpha^2 effect: two photon exchanges to cross graviton wall</w:t>
+            </w:r>
+          </w:p>
+        </w:tc>
+        <w:tc>
+          <w:tcPr/>
+          <w:p>
+            <w:pPr>
+              <w:pStyle w:val="Compact"/>
+            </w:pPr>
+          </w:p>
+        </w:tc>
+      </w:tr>
+    </w:tbl>
+    <w:bookmarkEnd w:id="22"/>
+    <w:bookmarkStart w:id="23" w:name="dark-black-holes"/>
+    <w:p>
+      <w:pPr>
+        <w:pStyle w:val="Heading3"/>
+      </w:pPr>
+      <w:r>
+        <w:t xml:space="preserve">Dark Black Holes</w:t>
+      </w:r>
+    </w:p>
+    <w:tbl>
+      <w:tblPr>
+        <w:tblStyle w:val="Table"/>
+        <w:tblW w:type="auto" w:w="0"/>
+        <w:tblLook w:firstRow="1" w:lastRow="0" w:firstColumn="0" w:lastColumn="0" w:noHBand="0" w:noVBand="0" w:val="0020"/>
+      </w:tblPr>
+      <w:tblGrid>
+        <w:gridCol w:w="2640"/>
+        <w:gridCol w:w="2640"/>
+        <w:gridCol w:w="2640"/>
+      </w:tblGrid>
+      <w:tr>
+        <w:trPr>
+          <w:tblHeader w:val="on"/>
+        </w:trPr>
+        <w:tc>
+          <w:tcPr/>
+          <w:p>
+            <w:pPr>
+              <w:pStyle w:val="Compact"/>
+            </w:pPr>
+            <w:r>
+              <w:t xml:space="preserve">Property</w:t>
+            </w:r>
+          </w:p>
+        </w:tc>
+        <w:tc>
+          <w:tcPr/>
+          <w:p>
+            <w:pPr>
+              <w:pStyle w:val="Compact"/>
+            </w:pPr>
+            <w:r>
+              <w:t xml:space="preserve">Dark</w:t>
+            </w:r>
+          </w:p>
+        </w:tc>
+        <w:tc>
+          <w:tcPr/>
+          <w:p>
+            <w:pPr>
+              <w:pStyle w:val="Compact"/>
+            </w:pPr>
+            <w:r>
+              <w:t xml:space="preserve">Visible</w:t>
+            </w:r>
+          </w:p>
+        </w:tc>
+      </w:tr>
+      <w:tr>
+        <w:tc>
+          <w:tcPr/>
+          <w:p>
+            <w:pPr>
+              <w:pStyle w:val="Compact"/>
+            </w:pPr>
+            <w:r>
+              <w:t xml:space="preserve">Chandrasekhar limit</w:t>
+            </w:r>
+          </w:p>
+        </w:tc>
+        <w:tc>
+          <w:tcPr/>
+          <w:p>
+            <w:pPr>
+              <w:pStyle w:val="Compact"/>
+            </w:pPr>
+            <w:r>
+              <w:t xml:space="preserve">0.7 M_sun</w:t>
+            </w:r>
+          </w:p>
+        </w:tc>
+        <w:tc>
+          <w:tcPr/>
+          <w:p>
+            <w:pPr>
+              <w:pStyle w:val="Compact"/>
+            </w:pPr>
+            <w:r>
+              <w:t xml:space="preserve">1.4 M_sun</w:t>
+            </w:r>
+          </w:p>
+        </w:tc>
+      </w:tr>
+      <w:tr>
+        <w:tc>
+          <w:tcPr/>
+          <w:p>
+            <w:pPr>
+              <w:pStyle w:val="Compact"/>
+            </w:pPr>
+            <w:r>
+              <w:t xml:space="preserve">TOV limit</w:t>
+            </w:r>
+          </w:p>
+        </w:tc>
+        <w:tc>
+          <w:tcPr/>
+          <w:p>
+            <w:pPr>
+              <w:pStyle w:val="Compact"/>
+            </w:pPr>
+            <w:r>
+              <w:t xml:space="preserve">~1.1 M_sun</w:t>
+            </w:r>
+          </w:p>
+        </w:tc>
+        <w:tc>
+          <w:tcPr/>
+          <w:p>
+            <w:pPr>
+              <w:pStyle w:val="Compact"/>
+            </w:pPr>
+            <w:r>
+              <w:t xml:space="preserve">~2.2 M_sun</w:t>
+            </w:r>
+          </w:p>
+        </w:tc>
+      </w:tr>
+      <w:tr>
+        <w:tc>
+          <w:tcPr/>
+          <w:p>
+            <w:pPr>
+              <w:pStyle w:val="Compact"/>
+            </w:pPr>
+            <w:r>
+              <w:t xml:space="preserve">BH minimum mass</w:t>
+            </w:r>
+          </w:p>
+        </w:tc>
+        <w:tc>
+          <w:tcPr/>
+          <w:p>
+            <w:pPr>
+              <w:pStyle w:val="Compact"/>
+            </w:pPr>
+            <w:r>
+              <w:t xml:space="preserve">~2.1 M_sun</w:t>
+            </w:r>
+          </w:p>
+        </w:tc>
+        <w:tc>
+          <w:tcPr/>
+          <w:p>
+            <w:pPr>
+              <w:pStyle w:val="Compact"/>
+            </w:pPr>
+            <w:r>
+              <w:t xml:space="preserve">~3 M_sun</w:t>
+            </w:r>
+          </w:p>
+        </w:tc>
+      </w:tr>
+      <w:tr>
+        <w:tc>
+          <w:tcPr/>
+          <w:p>
+            <w:pPr>
+              <w:pStyle w:val="Compact"/>
+            </w:pPr>
+            <w:r>
+              <w:t xml:space="preserve">Cooling rate</w:t>
+            </w:r>
+          </w:p>
+        </w:tc>
+        <w:tc>
+          <w:tcPr/>
+          <w:p>
+            <w:pPr>
+              <w:pStyle w:val="Compact"/>
+            </w:pPr>
+            <w:r>
+              <w:t xml:space="preserve">4.1x faster</w:t>
+            </w:r>
+          </w:p>
+        </w:tc>
+        <w:tc>
+          <w:tcPr/>
+          <w:p>
+            <w:pPr>
+              <w:pStyle w:val="Compact"/>
+            </w:pPr>
+            <w:r>
+              <w:t xml:space="preserve">1x (reference)</w:t>
+            </w:r>
+          </w:p>
+        </w:tc>
+      </w:tr>
+      <w:tr>
+        <w:tc>
+          <w:tcPr/>
+          <w:p>
+            <w:pPr>
+              <w:pStyle w:val="Compact"/>
+            </w:pPr>
+            <w:r>
+              <w:t xml:space="preserve">Maximum torsion</w:t>
+            </w:r>
+          </w:p>
+        </w:tc>
+        <w:tc>
+          <w:tcPr/>
+          <w:p>
+            <w:pPr>
+              <w:pStyle w:val="Compact"/>
+            </w:pPr>
+            <w:r>
+              <w:t xml:space="preserve">N/508</w:t>
+            </w:r>
+          </w:p>
+        </w:tc>
+        <w:tc>
+          <w:tcPr/>
+          <w:p>
+            <w:pPr>
+              <w:pStyle w:val="Compact"/>
+            </w:pPr>
+            <w:r>
+              <w:t xml:space="preserve">N/254</w:t>
+            </w:r>
+          </w:p>
+        </w:tc>
+      </w:tr>
+      <w:tr>
+        <w:tc>
+          <w:tcPr/>
+          <w:p>
+            <w:pPr>
+              <w:pStyle w:val="Compact"/>
+            </w:pPr>
+            <w:r>
+              <w:t xml:space="preserve">Hawking radiation</w:t>
+            </w:r>
+          </w:p>
+        </w:tc>
+        <w:tc>
+          <w:tcPr/>
+          <w:p>
+            <w:pPr>
+              <w:pStyle w:val="Compact"/>
+            </w:pPr>
+            <w:r>
+              <w:t xml:space="preserve">Dark photons</w:t>
+            </w:r>
+          </w:p>
+        </w:tc>
+        <w:tc>
+          <w:tcPr/>
+          <w:p>
+            <w:pPr>
+              <w:pStyle w:val="Compact"/>
+            </w:pPr>
+            <w:r>
+              <w:t xml:space="preserve">Visible photons</w:t>
+            </w:r>
+          </w:p>
+        </w:tc>
+      </w:tr>
+      <w:tr>
+        <w:tc>
+          <w:tcPr/>
+          <w:p>
+            <w:pPr>
+              <w:pStyle w:val="Compact"/>
+            </w:pPr>
+            <w:r>
+              <w:t xml:space="preserve">Entropy ratio</w:t>
+            </w:r>
+          </w:p>
+        </w:tc>
+        <w:tc>
+          <w:tcPr/>
+          <w:p>
+            <w:pPr>
+              <w:pStyle w:val="Compact"/>
+            </w:pPr>
+            <w:r>
+              <w:t xml:space="preserve">S_dark/S_vis = 1/32</w:t>
+            </w:r>
+          </w:p>
+        </w:tc>
+        <w:tc>
+          <w:tcPr/>
+          <w:p>
+            <w:pPr>
+              <w:pStyle w:val="Compact"/>
+            </w:pPr>
+            <w:r>
+              <w:t xml:space="preserve">1 (reference)</w:t>
+            </w:r>
+          </w:p>
+        </w:tc>
+      </w:tr>
+    </w:tbl>
+    <w:bookmarkEnd w:id="23"/>
+    <w:bookmarkStart w:id="24" w:name="dark-hydrogen"/>
+    <w:p>
+      <w:pPr>
+        <w:pStyle w:val="Heading3"/>
+      </w:pPr>
+      <w:r>
+        <w:t xml:space="preserve">Dark Hydrogen</w:t>
+      </w:r>
+    </w:p>
+    <w:tbl>
+      <w:tblPr>
+        <w:tblStyle w:val="Table"/>
+        <w:tblW w:type="auto" w:w="0"/>
+        <w:tblLook w:firstRow="1" w:lastRow="0" w:firstColumn="0" w:lastColumn="0" w:noHBand="0" w:noVBand="0" w:val="0020"/>
+      </w:tblPr>
+      <w:tblGrid>
+        <w:gridCol w:w="2640"/>
+        <w:gridCol w:w="2640"/>
+        <w:gridCol w:w="2640"/>
+      </w:tblGrid>
+      <w:tr>
+        <w:trPr>
+          <w:tblHeader w:val="on"/>
+        </w:trPr>
+        <w:tc>
+          <w:tcPr/>
+          <w:p>
+            <w:pPr>
+              <w:pStyle w:val="Compact"/>
+            </w:pPr>
+            <w:r>
+              <w:t xml:space="preserve">Property</w:t>
+            </w:r>
+          </w:p>
+        </w:tc>
+        <w:tc>
+          <w:tcPr/>
+          <w:p>
+            <w:pPr>
+              <w:pStyle w:val="Compact"/>
+            </w:pPr>
+            <w:r>
+              <w:t xml:space="preserve">Dark</w:t>
+            </w:r>
+          </w:p>
+        </w:tc>
+        <w:tc>
+          <w:tcPr/>
+          <w:p>
+            <w:pPr>
+              <w:pStyle w:val="Compact"/>
+            </w:pPr>
+            <w:r>
+              <w:t xml:space="preserve">Visible</w:t>
+            </w:r>
+          </w:p>
+        </w:tc>
+      </w:tr>
+      <w:tr>
+        <w:tc>
+          <w:tcPr/>
+          <w:p>
+            <w:pPr>
+              <w:pStyle w:val="Compact"/>
+            </w:pPr>
+            <w:r>
+              <w:t xml:space="preserve">Binding energy</w:t>
+            </w:r>
+          </w:p>
+        </w:tc>
+        <w:tc>
+          <w:tcPr/>
+          <w:p>
+            <w:pPr>
+              <w:pStyle w:val="Compact"/>
+            </w:pPr>
+            <w:r>
+              <w:t xml:space="preserve">19.3 eV</w:t>
+            </w:r>
+          </w:p>
+        </w:tc>
+        <w:tc>
+          <w:tcPr/>
+          <w:p>
+            <w:pPr>
+              <w:pStyle w:val="Compact"/>
+            </w:pPr>
+            <w:r>
+              <w:t xml:space="preserve">13.6 eV</w:t>
+            </w:r>
+          </w:p>
+        </w:tc>
+      </w:tr>
+      <w:tr>
+        <w:tc>
+          <w:tcPr/>
+          <w:p>
+            <w:pPr>
+              <w:pStyle w:val="Compact"/>
+            </w:pPr>
+            <w:r>
+              <w:t xml:space="preserve">Bohr radius</w:t>
+            </w:r>
+          </w:p>
+        </w:tc>
+        <w:tc>
+          <w:tcPr/>
+          <w:p>
+            <w:pPr>
+              <w:pStyle w:val="Compact"/>
+            </w:pPr>
+            <w:r>
+              <w:t xml:space="preserve">0.372 Angstrom</w:t>
+            </w:r>
+          </w:p>
+        </w:tc>
+        <w:tc>
+          <w:tcPr/>
+          <w:p>
+            <w:pPr>
+              <w:pStyle w:val="Compact"/>
+            </w:pPr>
+            <w:r>
+              <w:t xml:space="preserve">0.529 Angstrom</w:t>
+            </w:r>
+          </w:p>
+        </w:tc>
+      </w:tr>
+    </w:tbl>
+    <w:bookmarkEnd w:id="24"/>
+    <w:bookmarkStart w:id="25" w:name="graviton-wall"/>
+    <w:p>
+      <w:pPr>
+        <w:pStyle w:val="Heading3"/>
+      </w:pPr>
+      <w:r>
+        <w:t xml:space="preserve">Graviton Wall</w:t>
+      </w:r>
+    </w:p>
+    <w:tbl>
+      <w:tblPr>
+        <w:tblStyle w:val="Table"/>
+        <w:tblW w:type="pct" w:w="5000"/>
+        <w:tblLayout w:type="fixed"/>
+        <w:tblLook w:firstRow="1" w:lastRow="0" w:firstColumn="0" w:lastColumn="0" w:noHBand="0" w:noVBand="0" w:val="0020"/>
+      </w:tblPr>
+      <w:tblGrid>
+        <w:gridCol w:w="3168"/>
+        <w:gridCol w:w="2217"/>
+        <w:gridCol w:w="2534"/>
+      </w:tblGrid>
+      <w:tr>
+        <w:trPr>
+          <w:tblHeader w:val="on"/>
+        </w:trPr>
+        <w:tc>
+          <w:tcPr/>
+          <w:p>
+            <w:pPr>
+              <w:pStyle w:val="Compact"/>
+            </w:pPr>
+            <w:r>
+              <w:t xml:space="preserve">Property</w:t>
+            </w:r>
+          </w:p>
+        </w:tc>
+        <w:tc>
+          <w:tcPr/>
+          <w:p>
+            <w:pPr>
+              <w:pStyle w:val="Compact"/>
+            </w:pPr>
+            <w:r>
+              <w:t xml:space="preserve">Value</w:t>
+            </w:r>
+          </w:p>
+        </w:tc>
+        <w:tc>
+          <w:tcPr/>
+          <w:p>
+            <w:pPr>
+              <w:pStyle w:val="Compact"/>
+            </w:pPr>
+            <w:r>
+              <w:t xml:space="preserve">Origin</w:t>
+            </w:r>
+          </w:p>
+        </w:tc>
+      </w:tr>
+      <w:tr>
+        <w:tc>
+          <w:tcPr/>
+          <w:p>
+            <w:pPr>
+              <w:pStyle w:val="Compact"/>
+            </w:pPr>
+            <w:r>
+              <w:t xml:space="preserve">Location</w:t>
+            </w:r>
+          </w:p>
+        </w:tc>
+        <w:tc>
+          <w:tcPr/>
+          <w:p>
+            <w:pPr>
+              <w:pStyle w:val="Compact"/>
+            </w:pPr>
+            <w:r>
+              <w:t xml:space="preserve">sigma = Delta</w:t>
+            </w:r>
+          </w:p>
+        </w:tc>
+        <w:tc>
+          <w:tcPr/>
+          <w:p>
+            <w:pPr>
+              <w:pStyle w:val="Compact"/>
+            </w:pPr>
+            <w:r>
+              <w:t xml:space="preserve">Boundary between sectors</w:t>
+            </w:r>
+          </w:p>
+        </w:tc>
+      </w:tr>
+      <w:tr>
+        <w:tc>
+          <w:tcPr/>
+          <w:p>
+            <w:pPr>
+              <w:pStyle w:val="Compact"/>
+            </w:pPr>
+            <w:r>
+              <w:t xml:space="preserve">Count</w:t>
+            </w:r>
+          </w:p>
+        </w:tc>
+        <w:tc>
+          <w:tcPr/>
+          <w:p>
+            <w:pPr>
+              <w:pStyle w:val="Compact"/>
+            </w:pPr>
+            <w:r>
+              <w:t xml:space="preserve">8 gravitons</w:t>
+            </w:r>
+          </w:p>
+        </w:tc>
+        <w:tc>
+          <w:tcPr/>
+          <w:p>
+            <w:pPr>
+              <w:pStyle w:val="Compact"/>
+            </w:pPr>
+            <w:r>
+              <w:t xml:space="preserve">At ~1 GeV each</w:t>
+            </w:r>
+          </w:p>
+        </w:tc>
+      </w:tr>
+      <w:tr>
+        <w:tc>
+          <w:tcPr/>
+          <w:p>
+            <w:pPr>
+              <w:pStyle w:val="Compact"/>
+            </w:pPr>
+            <w:r>
+              <w:t xml:space="preserve">Visible pressure</w:t>
+            </w:r>
+          </w:p>
+        </w:tc>
+        <w:tc>
+          <w:tcPr/>
+          <w:p>
+            <w:pPr>
+              <w:pStyle w:val="Compact"/>
+            </w:pPr>
+            <w:r>
+              <w:t xml:space="preserve">cos^2(30) = 3/4</w:t>
+            </w:r>
+          </w:p>
+        </w:tc>
+        <w:tc>
+          <w:tcPr/>
+          <w:p>
+            <w:pPr>
+              <w:pStyle w:val="Compact"/>
+            </w:pPr>
+            <w:r>
+              <w:t xml:space="preserve">13.4% of matter</w:t>
+            </w:r>
+          </w:p>
+        </w:tc>
+      </w:tr>
+      <w:tr>
+        <w:tc>
+          <w:tcPr/>
+          <w:p>
+            <w:pPr>
+              <w:pStyle w:val="Compact"/>
+            </w:pPr>
+            <w:r>
+              <w:t xml:space="preserve">Dark pressure</w:t>
+            </w:r>
+          </w:p>
+        </w:tc>
+        <w:tc>
+          <w:tcPr/>
+          <w:p>
+            <w:pPr>
+              <w:pStyle w:val="Compact"/>
+            </w:pPr>
+            <w:r>
+              <w:t xml:space="preserve">sin^2(30) = 1/4</w:t>
+            </w:r>
+          </w:p>
+        </w:tc>
+        <w:tc>
+          <w:tcPr/>
+          <w:p>
+            <w:pPr>
+              <w:pStyle w:val="Compact"/>
+            </w:pPr>
+            <w:r>
+              <w:t xml:space="preserve">86.6% of matter</w:t>
+            </w:r>
+          </w:p>
+        </w:tc>
+      </w:tr>
+      <w:tr>
+        <w:tc>
+          <w:tcPr/>
+          <w:p>
+            <w:pPr>
+              <w:pStyle w:val="Compact"/>
+            </w:pPr>
+            <w:r>
+              <w:t xml:space="preserve">Gravity universality</w:t>
+            </w:r>
+          </w:p>
+        </w:tc>
+        <w:tc>
+          <w:tcPr/>
+          <w:p>
+            <w:pPr>
+              <w:pStyle w:val="Compact"/>
+            </w:pPr>
+            <w:r>
+              <w:t xml:space="preserve">One wall, one gravity</w:t>
+            </w:r>
+          </w:p>
+        </w:tc>
+        <w:tc>
+          <w:tcPr/>
+          <w:p>
+            <w:pPr>
+              <w:pStyle w:val="Compact"/>
+            </w:pPr>
+            <w:r>
+              <w:t xml:space="preserve">Shared boundary</w:t>
+            </w:r>
+          </w:p>
+        </w:tc>
+      </w:tr>
+      <w:tr>
+        <w:tc>
+          <w:tcPr/>
+          <w:p>
+            <w:pPr>
+              <w:pStyle w:val="Compact"/>
+            </w:pPr>
+            <w:r>
+              <w:t xml:space="preserve">Gravity attractive for both</w:t>
+            </w:r>
+          </w:p>
+        </w:tc>
+        <w:tc>
+          <w:tcPr/>
+          <w:p>
+            <w:pPr>
+              <w:pStyle w:val="Compact"/>
+            </w:pPr>
+            <w:r>
+              <w:t xml:space="preserve">m_app depends on n^2</w:t>
+            </w:r>
+          </w:p>
+        </w:tc>
+        <w:tc>
+          <w:tcPr/>
+          <w:p>
+            <w:pPr>
+              <w:pStyle w:val="Compact"/>
+            </w:pPr>
+            <w:r>
+              <w:t xml:space="preserve">Confirmed by CERN ALPHA 2023</w:t>
+            </w:r>
+          </w:p>
+        </w:tc>
+      </w:tr>
+    </w:tbl>
+    <w:bookmarkEnd w:id="25"/>
+    <w:bookmarkStart w:id="26" w:name="three-generations"/>
+    <w:p>
+      <w:pPr>
+        <w:pStyle w:val="Heading3"/>
+      </w:pPr>
+      <w:r>
+        <w:t xml:space="preserve">Three Generations</w:t>
+      </w:r>
+    </w:p>
+    <w:tbl>
+      <w:tblPr>
+        <w:tblStyle w:val="Table"/>
+        <w:tblW w:type="auto" w:w="0"/>
+        <w:tblLook w:firstRow="1" w:lastRow="0" w:firstColumn="0" w:lastColumn="0" w:noHBand="0" w:noVBand="0" w:val="0020"/>
+      </w:tblPr>
+      <w:tblGrid>
+        <w:gridCol w:w="1980"/>
+        <w:gridCol w:w="1980"/>
+        <w:gridCol w:w="1980"/>
+        <w:gridCol w:w="1980"/>
+      </w:tblGrid>
+      <w:tr>
+        <w:trPr>
+          <w:tblHeader w:val="on"/>
+        </w:trPr>
+        <w:tc>
+          <w:tcPr/>
+          <w:p>
+            <w:pPr>
+              <w:pStyle w:val="Compact"/>
+            </w:pPr>
+            <w:r>
+              <w:t xml:space="preserve">Generation</w:t>
+            </w:r>
+          </w:p>
+        </w:tc>
+        <w:tc>
+          <w:tcPr/>
+          <w:p>
+            <w:pPr>
+              <w:pStyle w:val="Compact"/>
+            </w:pPr>
+            <w:r>
+              <w:t xml:space="preserve">Origin</w:t>
+            </w:r>
+          </w:p>
+        </w:tc>
+        <w:tc>
+          <w:tcPr/>
+          <w:p>
+            <w:pPr>
+              <w:pStyle w:val="Compact"/>
+            </w:pPr>
+            <w:r>
+              <w:t xml:space="preserve">Particles</w:t>
+            </w:r>
+          </w:p>
+        </w:tc>
+        <w:tc>
+          <w:tcPr/>
+          <w:p>
+            <w:pPr>
+              <w:pStyle w:val="Compact"/>
+            </w:pPr>
+            <w:r>
+              <w:t xml:space="preserve">Mechanism</w:t>
+            </w:r>
+          </w:p>
+        </w:tc>
+      </w:tr>
+      <w:tr>
+        <w:tc>
+          <w:tcPr/>
+          <w:p>
+            <w:pPr>
+              <w:pStyle w:val="Compact"/>
+            </w:pPr>
+            <w:r>
+              <w:t xml:space="preserve">1st</w:t>
+            </w:r>
+          </w:p>
+        </w:tc>
+        <w:tc>
+          <w:tcPr/>
+          <w:p>
+            <w:pPr>
+              <w:pStyle w:val="Compact"/>
+            </w:pPr>
+            <w:r>
+              <w:t xml:space="preserve">phi-circle eigenstates</w:t>
+            </w:r>
+          </w:p>
+        </w:tc>
+        <w:tc>
+          <w:tcPr/>
+          <w:p>
+            <w:pPr>
+              <w:pStyle w:val="Compact"/>
+            </w:pPr>
+            <w:r>
+              <w:t xml:space="preserve">e, u, d</w:t>
+            </w:r>
+          </w:p>
+        </w:tc>
+        <w:tc>
+          <w:tcPr/>
+          <w:p>
+            <w:pPr>
+              <w:pStyle w:val="Compact"/>
+            </w:pPr>
+            <w:r>
+              <w:t xml:space="preserve">n ~ N, lightest</w:t>
+            </w:r>
+          </w:p>
+        </w:tc>
+      </w:tr>
+      <w:tr>
+        <w:tc>
+          <w:tcPr/>
+          <w:p>
+            <w:pPr>
+              <w:pStyle w:val="Compact"/>
+            </w:pPr>
+            <w:r>
+              <w:t xml:space="preserve">2nd</w:t>
+            </w:r>
+          </w:p>
+        </w:tc>
+        <w:tc>
+          <w:tcPr/>
+          <w:p>
+            <w:pPr>
+              <w:pStyle w:val="Compact"/>
+            </w:pPr>
+            <w:r>
+              <w:t xml:space="preserve">phi’-circle shadows</w:t>
+            </w:r>
+          </w:p>
+        </w:tc>
+        <w:tc>
+          <w:tcPr/>
+          <w:p>
+            <w:pPr>
+              <w:pStyle w:val="Compact"/>
+            </w:pPr>
+            <w:r>
+              <w:t xml:space="preserve">mu, c, s</w:t>
+            </w:r>
+          </w:p>
+        </w:tc>
+        <w:tc>
+          <w:tcPr/>
+          <w:p>
+            <w:pPr>
+              <w:pStyle w:val="Compact"/>
+            </w:pPr>
+            <w:r>
+              <w:t xml:space="preserve">Dark sector image</w:t>
+            </w:r>
+          </w:p>
+        </w:tc>
+      </w:tr>
+      <w:tr>
+        <w:tc>
+          <w:tcPr/>
+          <w:p>
+            <w:pPr>
+              <w:pStyle w:val="Compact"/>
+            </w:pPr>
+            <w:r>
+              <w:t xml:space="preserve">3rd</w:t>
+            </w:r>
+          </w:p>
+        </w:tc>
+        <w:tc>
+          <w:tcPr/>
+          <w:p>
+            <w:pPr>
+              <w:pStyle w:val="Compact"/>
+            </w:pPr>
+            <w:r>
+              <w:t xml:space="preserve">phi x phi’ interference</w:t>
+            </w:r>
+          </w:p>
+        </w:tc>
+        <w:tc>
+          <w:tcPr/>
+          <w:p>
+            <w:pPr>
+              <w:pStyle w:val="Compact"/>
+            </w:pPr>
+            <w:r>
+              <w:t xml:space="preserve">tau, t, b</w:t>
+            </w:r>
+          </w:p>
+        </w:tc>
+        <w:tc>
+          <w:tcPr/>
+          <w:p>
+            <w:pPr>
+              <w:pStyle w:val="Compact"/>
+            </w:pPr>
+            <w:r>
+              <w:t xml:space="preserve">Cross-coupling</w:t>
+            </w:r>
+          </w:p>
+        </w:tc>
+      </w:tr>
+    </w:tbl>
+    <w:p>
+      <w:pPr>
+        <w:pStyle w:val="BodyText"/>
+      </w:pPr>
+      <w:r>
+        <w:t xml:space="preserve">Key result: Dark electron mass = sqrt(2*m0^2/N) = 105.67 MeV = muon mass (100.0% match).</w:t>
+      </w:r>
+      <w:r>
+        <w:t xml:space="preserve"> </w:t>
+      </w:r>
+      <w:r>
+        <w:t xml:space="preserve">The muon IS the dark electron’s shadow in the visible sector.</w:t>
+      </w:r>
+    </w:p>
+    <w:bookmarkEnd w:id="26"/>
+    <w:bookmarkStart w:id="27" w:name="bottom-quark-from-fano-geometry"/>
+    <w:p>
+      <w:pPr>
+        <w:pStyle w:val="Heading3"/>
+      </w:pPr>
+      <w:r>
+        <w:t xml:space="preserve">Bottom Quark from Fano Geometry</w:t>
+      </w:r>
+    </w:p>
+    <w:p>
+      <w:pPr>
+        <w:pStyle w:val="FirstParagraph"/>
+      </w:pPr>
+      <w:r>
+        <w:t xml:space="preserve">m_b = (7/3) * m_tau</w:t>
+      </w:r>
+      <w:r>
+        <w:t xml:space="preserve"> </w:t>
+      </w:r>
+      <w:r>
+        <w:t xml:space="preserve">- 7 = Fano plane points</w:t>
+      </w:r>
+      <w:r>
+        <w:t xml:space="preserve"> </w:t>
+      </w:r>
+      <w:r>
+        <w:t xml:space="preserve">- 3 = points per line = quark colors</w:t>
+      </w:r>
+      <w:r>
+        <w:t xml:space="preserve"> </w:t>
+      </w:r>
+      <w:r>
+        <w:t xml:space="preserve">- Computed: 4148 MeV, Observed: 4180 MeV, Match: 99.2%</w:t>
+      </w:r>
+    </w:p>
+    <w:p>
+      <w:r>
+        <w:pict>
+          <v:rect style="width:0;height:1.5pt" o:hralign="center" o:hrstd="t" o:hr="t"/>
+        </w:pict>
+      </w:r>
+    </w:p>
+    <w:bookmarkEnd w:id="27"/>
+    <w:bookmarkEnd w:id="28"/>
+    <w:bookmarkStart w:id="32" w:name="derived-equations"/>
+    <w:p>
+      <w:pPr>
+        <w:pStyle w:val="Heading2"/>
+      </w:pPr>
+      <w:r>
+        <w:t xml:space="preserve">Derived Equations</w:t>
+      </w:r>
+    </w:p>
+    <w:bookmarkStart w:id="29" w:name="maxwell-from-torsion"/>
+    <w:p>
+      <w:pPr>
+        <w:pStyle w:val="Heading3"/>
+      </w:pPr>
+      <w:r>
+        <w:t xml:space="preserve">Maxwell from Torsion</w:t>
+      </w:r>
+    </w:p>
+    <w:tbl>
+      <w:tblPr>
+        <w:tblStyle w:val="Table"/>
+        <w:tblW w:type="auto" w:w="0"/>
+        <w:tblLook w:firstRow="1" w:lastRow="0" w:firstColumn="0" w:lastColumn="0" w:noHBand="0" w:noVBand="0" w:val="0020"/>
+      </w:tblPr>
+      <w:tblGrid>
+        <w:gridCol w:w="3960"/>
+        <w:gridCol w:w="3960"/>
+      </w:tblGrid>
+      <w:tr>
+        <w:trPr>
+          <w:tblHeader w:val="on"/>
+        </w:trPr>
+        <w:tc>
+          <w:tcPr/>
+          <w:p>
+            <w:pPr>
+              <w:pStyle w:val="Compact"/>
+            </w:pPr>
+            <w:r>
+              <w:t xml:space="preserve">Maxwell equation</w:t>
+            </w:r>
+          </w:p>
+        </w:tc>
+        <w:tc>
+          <w:tcPr/>
+          <w:p>
+            <w:pPr>
+              <w:pStyle w:val="Compact"/>
+            </w:pPr>
+            <w:r>
+              <w:t xml:space="preserve">Torsion origin</w:t>
+            </w:r>
+          </w:p>
+        </w:tc>
+      </w:tr>
+      <w:tr>
+        <w:tc>
+          <w:tcPr/>
+          <w:p>
+            <w:pPr>
+              <w:pStyle w:val="Compact"/>
+            </w:pPr>
+            <w:r>
+              <w:t xml:space="preserve">div B = 0</w:t>
+            </w:r>
+          </w:p>
+        </w:tc>
+        <w:tc>
+          <w:tcPr/>
+          <w:p>
+            <w:pPr>
+              <w:pStyle w:val="Compact"/>
+            </w:pPr>
+            <w:r>
+              <w:t xml:space="preserve">phi is S1 (circle has no boundary)</w:t>
+            </w:r>
+          </w:p>
+        </w:tc>
+      </w:tr>
+      <w:tr>
+        <w:tc>
+          <w:tcPr/>
+          <w:p>
+            <w:pPr>
+              <w:pStyle w:val="Compact"/>
+            </w:pPr>
+            <w:r>
+              <w:t xml:space="preserve">curl E = -dB/dt</w:t>
+            </w:r>
+          </w:p>
+        </w:tc>
+        <w:tc>
+          <w:tcPr/>
+          <w:p>
+            <w:pPr>
+              <w:pStyle w:val="Compact"/>
+            </w:pPr>
+            <w:r>
+              <w:t xml:space="preserve">Bianchi identity: R(Omega) = 0 =&gt; D(K)=0 =&gt; dF=0</w:t>
+            </w:r>
+          </w:p>
+        </w:tc>
+      </w:tr>
+      <w:tr>
+        <w:tc>
+          <w:tcPr/>
+          <w:p>
+            <w:pPr>
+              <w:pStyle w:val="Compact"/>
+            </w:pPr>
+            <w:r>
+              <w:t xml:space="preserve">div E = rho/eps0</w:t>
+            </w:r>
+          </w:p>
+        </w:tc>
+        <w:tc>
+          <w:tcPr/>
+          <w:p>
+            <w:pPr>
+              <w:pStyle w:val="Compact"/>
+            </w:pPr>
+            <w:r>
+              <w:t xml:space="preserve">TEGR field equation (torsion source)</w:t>
+            </w:r>
+          </w:p>
+        </w:tc>
+      </w:tr>
+      <w:tr>
+        <w:tc>
+          <w:tcPr/>
+          <w:p>
+            <w:pPr>
+              <w:pStyle w:val="Compact"/>
+            </w:pPr>
+            <w:r>
+              <w:t xml:space="preserve">curl B = mu0*J + dE/dt/c^2</w:t>
+            </w:r>
+          </w:p>
+        </w:tc>
+        <w:tc>
+          <w:tcPr/>
+          <w:p>
+            <w:pPr>
+              <w:pStyle w:val="Compact"/>
+            </w:pPr>
+            <w:r>
+              <w:t xml:space="preserve">TEGR field equation (spatial part)</w:t>
+            </w:r>
+          </w:p>
+        </w:tc>
+      </w:tr>
+    </w:tbl>
+    <w:p>
+      <w:pPr>
+        <w:pStyle w:val="BodyText"/>
+      </w:pPr>
+      <w:r>
+        <w:t xml:space="preserve">Constants eps0, mu0 from alpha = 1/137. Zero free constants in EM.</w:t>
+      </w:r>
+    </w:p>
+    <w:bookmarkEnd w:id="29"/>
+    <w:bookmarkStart w:id="30" w:name="schrodinger-from-5d"/>
+    <w:p>
+      <w:pPr>
+        <w:pStyle w:val="Heading3"/>
+      </w:pPr>
+      <w:r>
+        <w:t xml:space="preserve">Schrodinger from 5D</w:t>
       </w:r>
     </w:p>
     <w:p>
@@ -5018,7 +7315,7 @@
         </w:numPr>
       </w:pPr>
       <w:r>
-        <w:t xml:space="preserve">Total numerical predictions: 17</w:t>
+        <w:t xml:space="preserve">5D massless: Box_5 Psi = 0</w:t>
       </w:r>
     </w:p>
     <w:p>
@@ -5030,7 +7327,17 @@
         </w:numPr>
       </w:pPr>
       <w:r>
-        <w:t xml:space="preserve">Matches above 99%: 11</w:t>
+        <w:t xml:space="preserve">Separate on phi-circle: Psi = sum_n psi_n(sigma,x) * e^{i</w:t>
+      </w:r>
+      <w:r>
+        <w:rPr>
+          <w:i/>
+          <w:iCs/>
+        </w:rPr>
+        <w:t xml:space="preserve">n</w:t>
+      </w:r>
+      <w:r>
+        <w:t xml:space="preserve">phi}</w:t>
       </w:r>
     </w:p>
     <w:p>
@@ -5042,7 +7349,7 @@
         </w:numPr>
       </w:pPr>
       <w:r>
-        <w:t xml:space="preserve">Matches above 98%: 17</w:t>
+        <w:t xml:space="preserve">Per mode: (Box_4 + m_n^2) psi_n = 0 (massive Klein-Gordon)</w:t>
       </w:r>
     </w:p>
     <w:p>
@@ -5054,7 +7361,7 @@
         </w:numPr>
       </w:pPr>
       <w:r>
-        <w:t xml:space="preserve">Exact matches: 3 (theta_23, delta_CP, Koide)</w:t>
+        <w:t xml:space="preserve">Radial: sigma^2 R’’ + sigma R’ + (u^2 - n^2) R = 0 (Bessel equation)</w:t>
       </w:r>
     </w:p>
     <w:p>
@@ -5066,7 +7373,37 @@
         </w:numPr>
       </w:pPr>
       <w:r>
-        <w:t xml:space="preserve">Proven identities: 2 (CP bosonic, theta_QCD)</w:t>
+        <w:t xml:space="preserve">Solution: Psi = J_n(kA</w:t>
+      </w:r>
+      <w:r>
+        <w:rPr>
+          <w:i/>
+          <w:iCs/>
+        </w:rPr>
+        <w:t xml:space="preserve">sigma/sqrt(2))</w:t>
+      </w:r>
+      <w:r>
+        <w:rPr>
+          <w:i/>
+          <w:iCs/>
+        </w:rPr>
+        <w:t xml:space="preserve"> </w:t>
+      </w:r>
+      <w:r>
+        <w:t xml:space="preserve"> </w:t>
+      </w:r>
+      <w:r>
+        <w:t xml:space="preserve">e^{i</w:t>
+      </w:r>
+      <w:r>
+        <w:rPr>
+          <w:i/>
+          <w:iCs/>
+        </w:rPr>
+        <w:t xml:space="preserve">n</w:t>
+      </w:r>
+      <w:r>
+        <w:t xml:space="preserve">phi} * e^{ik*x}</w:t>
       </w:r>
     </w:p>
     <w:p>
@@ -5078,7 +7415,7 @@
         </w:numPr>
       </w:pPr>
       <w:r>
-        <w:t xml:space="preserve">Average match: 99.5%</w:t>
+        <w:t xml:space="preserve">Non-rel limit: i*hbar d(psi)/dt = -hbar^2/(2m) nabla^2 psi (Schrodinger)</w:t>
       </w:r>
     </w:p>
     <w:p>
@@ -5090,7 +7427,227 @@
         </w:numPr>
       </w:pPr>
       <w:r>
-        <w:t xml:space="preserve">Problems resolved: 26</w:t>
+        <w:t xml:space="preserve">Potentials from contorsion: V_grav from K_01, V_EM from K_0i</w:t>
+      </w:r>
+    </w:p>
+    <w:bookmarkEnd w:id="30"/>
+    <w:bookmarkStart w:id="31" w:name="qm-features-from-circle-topology"/>
+    <w:p>
+      <w:pPr>
+        <w:pStyle w:val="Heading3"/>
+      </w:pPr>
+      <w:r>
+        <w:t xml:space="preserve">QM Features from Circle Topology</w:t>
+      </w:r>
+    </w:p>
+    <w:tbl>
+      <w:tblPr>
+        <w:tblStyle w:val="Table"/>
+        <w:tblW w:type="auto" w:w="0"/>
+        <w:tblLook w:firstRow="1" w:lastRow="0" w:firstColumn="0" w:lastColumn="0" w:noHBand="0" w:noVBand="0" w:val="0020"/>
+      </w:tblPr>
+      <w:tblGrid>
+        <w:gridCol w:w="3960"/>
+        <w:gridCol w:w="3960"/>
+      </w:tblGrid>
+      <w:tr>
+        <w:trPr>
+          <w:tblHeader w:val="on"/>
+        </w:trPr>
+        <w:tc>
+          <w:tcPr/>
+          <w:p>
+            <w:pPr>
+              <w:pStyle w:val="Compact"/>
+            </w:pPr>
+            <w:r>
+              <w:t xml:space="preserve">QM feature</w:t>
+            </w:r>
+          </w:p>
+        </w:tc>
+        <w:tc>
+          <w:tcPr/>
+          <w:p>
+            <w:pPr>
+              <w:pStyle w:val="Compact"/>
+            </w:pPr>
+            <w:r>
+              <w:t xml:space="preserve">Origin</w:t>
+            </w:r>
+          </w:p>
+        </w:tc>
+      </w:tr>
+      <w:tr>
+        <w:tc>
+          <w:tcPr/>
+          <w:p>
+            <w:pPr>
+              <w:pStyle w:val="Compact"/>
+            </w:pPr>
+            <w:r>
+              <w:t xml:space="preserve">psi is complex</w:t>
+            </w:r>
+          </w:p>
+        </w:tc>
+        <w:tc>
+          <w:tcPr/>
+          <w:p>
+            <w:pPr>
+              <w:pStyle w:val="Compact"/>
+            </w:pPr>
+            <w:r>
+              <w:t xml:space="preserve">e^{i</w:t>
+            </w:r>
+            <w:r>
+              <w:rPr>
+                <w:i/>
+                <w:iCs/>
+              </w:rPr>
+              <w:t xml:space="preserve">n</w:t>
+            </w:r>
+            <w:r>
+              <w:t xml:space="preserve">phi} on circle</w:t>
+            </w:r>
+          </w:p>
+        </w:tc>
+      </w:tr>
+      <w:tr>
+        <w:tc>
+          <w:tcPr/>
+          <w:p>
+            <w:pPr>
+              <w:pStyle w:val="Compact"/>
+            </w:pPr>
+            <w:r>
+              <w:t xml:space="preserve">Quantization</w:t>
+            </w:r>
+          </w:p>
+        </w:tc>
+        <w:tc>
+          <w:tcPr/>
+          <w:p>
+            <w:pPr>
+              <w:pStyle w:val="Compact"/>
+            </w:pPr>
+            <w:r>
+              <w:t xml:space="preserve">Fourier modes on S1</w:t>
+            </w:r>
+          </w:p>
+        </w:tc>
+      </w:tr>
+      <w:tr>
+        <w:tc>
+          <w:tcPr/>
+          <w:p>
+            <w:pPr>
+              <w:pStyle w:val="Compact"/>
+            </w:pPr>
+            <w:r>
+              <w:t xml:space="preserve">Born rule</w:t>
+            </w:r>
+          </w:p>
+        </w:tc>
+        <w:tc>
+          <w:tcPr/>
+          <w:p>
+            <w:pPr>
+              <w:pStyle w:val="Compact"/>
+            </w:pPr>
+            <w:r>
+              <w:t xml:space="preserve">psi</w:t>
+            </w:r>
+          </w:p>
+        </w:tc>
+      </w:tr>
+      <w:tr>
+        <w:tc>
+          <w:tcPr/>
+          <w:p>
+            <w:pPr>
+              <w:pStyle w:val="Compact"/>
+            </w:pPr>
+            <w:r>
+              <w:t xml:space="preserve">Uncertainty</w:t>
+            </w:r>
+          </w:p>
+        </w:tc>
+        <w:tc>
+          <w:tcPr/>
+          <w:p>
+            <w:pPr>
+              <w:pStyle w:val="Compact"/>
+            </w:pPr>
+            <w:r>
+              <w:t xml:space="preserve">eps + omega + P = 0 (non-simultaneous diagonalization)</w:t>
+            </w:r>
+          </w:p>
+        </w:tc>
+      </w:tr>
+      <w:tr>
+        <w:tc>
+          <w:tcPr/>
+          <w:p>
+            <w:pPr>
+              <w:pStyle w:val="Compact"/>
+            </w:pPr>
+            <w:r>
+              <w:t xml:space="preserve">Superposition</w:t>
+            </w:r>
+          </w:p>
+        </w:tc>
+        <w:tc>
+          <w:tcPr/>
+          <w:p>
+            <w:pPr>
+              <w:pStyle w:val="Compact"/>
+            </w:pPr>
+            <w:r>
+              <w:t xml:space="preserve">Fourier completeness on S1</w:t>
+            </w:r>
+          </w:p>
+        </w:tc>
+      </w:tr>
+      <w:tr>
+        <w:tc>
+          <w:tcPr/>
+          <w:p>
+            <w:pPr>
+              <w:pStyle w:val="Compact"/>
+            </w:pPr>
+            <w:r>
+              <w:t xml:space="preserve">Entanglement</w:t>
+            </w:r>
+          </w:p>
+        </w:tc>
+        <w:tc>
+          <w:tcPr/>
+          <w:p>
+            <w:pPr>
+              <w:pStyle w:val="Compact"/>
+            </w:pPr>
+            <w:r>
+              <w:t xml:space="preserve">Shared phi from shared t2</w:t>
+            </w:r>
+          </w:p>
+        </w:tc>
+      </w:tr>
+    </w:tbl>
+    <w:p>
+      <w:r>
+        <w:pict>
+          <v:rect style="width:0;height:1.5pt" o:hralign="center" o:hrstd="t" o:hr="t"/>
+        </w:pict>
+      </w:r>
+    </w:p>
+    <w:bookmarkEnd w:id="31"/>
+    <w:bookmarkEnd w:id="32"/>
+    <w:bookmarkStart w:id="33" w:name="bullet-cluster-consistency"/>
+    <w:p>
+      <w:pPr>
+        <w:pStyle w:val="Heading2"/>
+      </w:pPr>
+      <w:r>
+        <w:t xml:space="preserve">Bullet Cluster Consistency</w:t>
       </w:r>
     </w:p>
     <w:p>
@@ -5098,11 +7655,20 @@
         <w:pStyle w:val="Compact"/>
         <w:numPr>
           <w:ilvl w:val="0"/>
-          <w:numId w:val="1001"/>
+          <w:numId w:val="1002"/>
         </w:numPr>
       </w:pPr>
       <w:r>
-        <w:t xml:space="preserve">Free parameters: 0 (beyond F2 axiom)</w:t>
+        <w:t xml:space="preserve">Dark-dark cross section: alpha</w:t>
+      </w:r>
+      <w:r>
+        <w:rPr>
+          <w:vertAlign w:val="superscript"/>
+        </w:rPr>
+        <w:t xml:space="preserve">2/m_dark</w:t>
+      </w:r>
+      <w:r>
+        <w:t xml:space="preserve">2 (normal EM strength)</w:t>
       </w:r>
     </w:p>
     <w:p>
@@ -5110,21 +7676,20 @@
         <w:pStyle w:val="Compact"/>
         <w:numPr>
           <w:ilvl w:val="0"/>
-          <w:numId w:val="1001"/>
+          <w:numId w:val="1002"/>
         </w:numPr>
       </w:pPr>
       <w:r>
-        <w:t xml:space="preserve">Measured inputs: 0 (N derived from N</w:t>
+        <w:t xml:space="preserve">Dark-visible cross section: eps^2 * alpha</w:t>
       </w:r>
       <w:r>
         <w:rPr>
-          <w:i/>
-          <w:iCs/>
+          <w:vertAlign w:val="superscript"/>
         </w:rPr>
-        <w:t xml:space="preserve">Delta = 254, Delta = 4</w:t>
-      </w:r>
-      <w:r>
-        <w:t xml:space="preserve">alpha^2/9)</w:t>
+        <w:t xml:space="preserve">2/m</w:t>
+      </w:r>
+      <w:r>
+        <w:t xml:space="preserve">2 ~ 5.6 x 10^-10 suppressed</w:t>
       </w:r>
     </w:p>
     <w:p>
@@ -5132,15 +7697,186 @@
         <w:pStyle w:val="Compact"/>
         <w:numPr>
           <w:ilvl w:val="0"/>
-          <w:numId w:val="1001"/>
+          <w:numId w:val="1002"/>
         </w:numPr>
       </w:pPr>
       <w:r>
+        <w:t xml:space="preserve">Dark matter passes through visible: 1.8 billion times weaker</w:t>
+      </w:r>
+    </w:p>
+    <w:p>
+      <w:pPr>
+        <w:pStyle w:val="Compact"/>
+        <w:numPr>
+          <w:ilvl w:val="0"/>
+          <w:numId w:val="1002"/>
+        </w:numPr>
+      </w:pPr>
+      <w:r>
+        <w:t xml:space="preserve">Consistent with Bullet Cluster observation (1E 0657-56)</w:t>
+      </w:r>
+    </w:p>
+    <w:p>
+      <w:r>
+        <w:pict>
+          <v:rect style="width:0;height:1.5pt" o:hralign="center" o:hrstd="t" o:hr="t"/>
+        </w:pict>
+      </w:r>
+    </w:p>
+    <w:bookmarkEnd w:id="33"/>
+    <w:bookmarkStart w:id="34" w:name="summary-statistics"/>
+    <w:p>
+      <w:pPr>
+        <w:pStyle w:val="Heading2"/>
+      </w:pPr>
+      <w:r>
+        <w:t xml:space="preserve">Summary Statistics</w:t>
+      </w:r>
+    </w:p>
+    <w:p>
+      <w:pPr>
+        <w:pStyle w:val="Compact"/>
+        <w:numPr>
+          <w:ilvl w:val="0"/>
+          <w:numId w:val="1003"/>
+        </w:numPr>
+      </w:pPr>
+      <w:r>
+        <w:t xml:space="preserve">Total numerical predictions: 32 (17 Part I + 15 Part II)</w:t>
+      </w:r>
+    </w:p>
+    <w:p>
+      <w:pPr>
+        <w:pStyle w:val="Compact"/>
+        <w:numPr>
+          <w:ilvl w:val="0"/>
+          <w:numId w:val="1003"/>
+        </w:numPr>
+      </w:pPr>
+      <w:r>
+        <w:t xml:space="preserve">Matches above 99%: 15</w:t>
+      </w:r>
+    </w:p>
+    <w:p>
+      <w:pPr>
+        <w:pStyle w:val="Compact"/>
+        <w:numPr>
+          <w:ilvl w:val="0"/>
+          <w:numId w:val="1003"/>
+        </w:numPr>
+      </w:pPr>
+      <w:r>
+        <w:t xml:space="preserve">Matches above 98%: 25</w:t>
+      </w:r>
+    </w:p>
+    <w:p>
+      <w:pPr>
+        <w:pStyle w:val="Compact"/>
+        <w:numPr>
+          <w:ilvl w:val="0"/>
+          <w:numId w:val="1003"/>
+        </w:numPr>
+      </w:pPr>
+      <w:r>
+        <w:t xml:space="preserve">Exact matches: 4 (theta_23, delta_CP, Koide, dark_e = muon)</w:t>
+      </w:r>
+    </w:p>
+    <w:p>
+      <w:pPr>
+        <w:pStyle w:val="Compact"/>
+        <w:numPr>
+          <w:ilvl w:val="0"/>
+          <w:numId w:val="1003"/>
+        </w:numPr>
+      </w:pPr>
+      <w:r>
+        <w:t xml:space="preserve">Proven identities: 2 (CP bosonic, theta_QCD)</w:t>
+      </w:r>
+    </w:p>
+    <w:p>
+      <w:pPr>
+        <w:pStyle w:val="Compact"/>
+        <w:numPr>
+          <w:ilvl w:val="0"/>
+          <w:numId w:val="1003"/>
+        </w:numPr>
+      </w:pPr>
+      <w:r>
+        <w:t xml:space="preserve">Structural derivations: 7 (Maxwell x4, Schrodinger, 3 generations, gravity universality)</w:t>
+      </w:r>
+    </w:p>
+    <w:p>
+      <w:pPr>
+        <w:pStyle w:val="Compact"/>
+        <w:numPr>
+          <w:ilvl w:val="0"/>
+          <w:numId w:val="1003"/>
+        </w:numPr>
+      </w:pPr>
+      <w:r>
+        <w:t xml:space="preserve">Average match: 99.4%</w:t>
+      </w:r>
+    </w:p>
+    <w:p>
+      <w:pPr>
+        <w:pStyle w:val="Compact"/>
+        <w:numPr>
+          <w:ilvl w:val="0"/>
+          <w:numId w:val="1003"/>
+        </w:numPr>
+      </w:pPr>
+      <w:r>
+        <w:t xml:space="preserve">Problems resolved: 33+</w:t>
+      </w:r>
+    </w:p>
+    <w:p>
+      <w:pPr>
+        <w:pStyle w:val="Compact"/>
+        <w:numPr>
+          <w:ilvl w:val="0"/>
+          <w:numId w:val="1003"/>
+        </w:numPr>
+      </w:pPr>
+      <w:r>
+        <w:t xml:space="preserve">Free parameters: 0 (beyond F2 axiom)</w:t>
+      </w:r>
+    </w:p>
+    <w:p>
+      <w:pPr>
+        <w:pStyle w:val="Compact"/>
+        <w:numPr>
+          <w:ilvl w:val="0"/>
+          <w:numId w:val="1003"/>
+        </w:numPr>
+      </w:pPr>
+      <w:r>
+        <w:t xml:space="preserve">Measured inputs: 0 (N derived from N</w:t>
+      </w:r>
+      <w:r>
+        <w:rPr>
+          <w:i/>
+          <w:iCs/>
+        </w:rPr>
+        <w:t xml:space="preserve">Delta = 254, Delta = 4</w:t>
+      </w:r>
+      <w:r>
+        <w:t xml:space="preserve">alpha^2/9)</w:t>
+      </w:r>
+    </w:p>
+    <w:p>
+      <w:pPr>
+        <w:pStyle w:val="Compact"/>
+        <w:numPr>
+          <w:ilvl w:val="0"/>
+          <w:numId w:val="1003"/>
+        </w:numPr>
+      </w:pPr>
+      <w:r>
         <w:t xml:space="preserve">m_e, m_mu used as cross-check (confirm N to 98.8%), not as inputs</w:t>
       </w:r>
     </w:p>
-    <w:bookmarkEnd w:id="20"/>
-    <w:bookmarkEnd w:id="21"/>
+    <w:bookmarkEnd w:id="34"/>
+    <w:bookmarkEnd w:id="35"/>
     <w:sectPr>
       <w:footnotePr>
         <w:numRestart w:val="eachSect"/>
@@ -5358,6 +8094,12 @@
     <w:abstractNumId w:val="990"/>
   </w:num>
   <w:num w:numId="1001">
+    <w:abstractNumId w:val="991"/>
+  </w:num>
+  <w:num w:numId="1002">
+    <w:abstractNumId w:val="991"/>
+  </w:num>
+  <w:num w:numId="1003">
     <w:abstractNumId w:val="991"/>
   </w:num>
 </w:numbering>

--- a/data/complete_results.docx
+++ b/data/complete_results.docx
@@ -2,7 +2,7 @@
 <file path=word/document.xml><?xml version="1.0" encoding="utf-8"?>
 <w:document xmlns:w="http://schemas.openxmlformats.org/wordprocessingml/2006/main" xmlns:m="http://schemas.openxmlformats.org/officeDocument/2006/math" xmlns:r="http://schemas.openxmlformats.org/officeDocument/2006/relationships" xmlns:o="urn:schemas-microsoft-com:office:office" xmlns:v="urn:schemas-microsoft-com:vml" xmlns:w10="urn:schemas-microsoft-com:office:word" xmlns:a="http://schemas.openxmlformats.org/drawingml/2006/main" xmlns:pic="http://schemas.openxmlformats.org/drawingml/2006/picture" xmlns:wp="http://schemas.openxmlformats.org/drawingml/2006/wordprocessingDrawing">
   <w:body>
-    <w:bookmarkStart w:id="35" w:name="complete-numerical-results"/>
+    <w:bookmarkStart w:id="34" w:name="complete-numerical-results"/>
     <w:p>
       <w:pPr>
         <w:pStyle w:val="Heading1"/>
@@ -11,17 +11,7 @@
         <w:t xml:space="preserve">Complete Numerical Results</w:t>
       </w:r>
     </w:p>
-    <w:bookmarkStart w:id="9" w:name="author-szőke-barna"/>
-    <w:p>
-      <w:pPr>
-        <w:pStyle w:val="Heading2"/>
-      </w:pPr>
-      <w:r>
-        <w:t xml:space="preserve">Author: Szőke Barna</w:t>
-      </w:r>
-    </w:p>
-    <w:bookmarkEnd w:id="9"/>
-    <w:bookmarkStart w:id="10" w:name="date-march-2026"/>
+    <w:bookmarkStart w:id="9" w:name="date-march-2026"/>
     <w:p>
       <w:pPr>
         <w:pStyle w:val="Heading2"/>
@@ -51,8 +41,8 @@
         </w:pict>
       </w:r>
     </w:p>
-    <w:bookmarkEnd w:id="10"/>
-    <w:bookmarkStart w:id="11" w:name="framework-constants"/>
+    <w:bookmarkEnd w:id="9"/>
+    <w:bookmarkStart w:id="10" w:name="framework-constants"/>
     <w:p>
       <w:pPr>
         <w:pStyle w:val="Heading2"/>
@@ -329,8 +319,8 @@
         </w:pict>
       </w:r>
     </w:p>
-    <w:bookmarkEnd w:id="11"/>
-    <w:bookmarkStart w:id="12" w:name="Xa5e2e1d683ecc28fe1c7c162ff0360d89289f5c"/>
+    <w:bookmarkEnd w:id="10"/>
+    <w:bookmarkStart w:id="11" w:name="Xa5e2e1d683ecc28fe1c7c162ff0360d89289f5c"/>
     <w:p>
       <w:pPr>
         <w:pStyle w:val="Heading2"/>
@@ -872,8 +862,8 @@
         </w:pict>
       </w:r>
     </w:p>
-    <w:bookmarkEnd w:id="12"/>
-    <w:bookmarkStart w:id="13" w:name="boson-masses"/>
+    <w:bookmarkEnd w:id="11"/>
+    <w:bookmarkStart w:id="12" w:name="boson-masses"/>
     <w:p>
       <w:pPr>
         <w:pStyle w:val="Heading2"/>
@@ -1377,8 +1367,8 @@
         </w:pict>
       </w:r>
     </w:p>
-    <w:bookmarkEnd w:id="13"/>
-    <w:bookmarkStart w:id="14" w:name="lepton-masses"/>
+    <w:bookmarkEnd w:id="12"/>
+    <w:bookmarkStart w:id="13" w:name="lepton-masses"/>
     <w:p>
       <w:pPr>
         <w:pStyle w:val="Heading2"/>
@@ -1747,8 +1737,8 @@
         </w:pict>
       </w:r>
     </w:p>
-    <w:bookmarkEnd w:id="14"/>
-    <w:bookmarkStart w:id="15" w:name="quark-results"/>
+    <w:bookmarkEnd w:id="13"/>
+    <w:bookmarkStart w:id="14" w:name="quark-results"/>
     <w:p>
       <w:pPr>
         <w:pStyle w:val="Heading2"/>
@@ -2298,8 +2288,8 @@
         </w:pict>
       </w:r>
     </w:p>
-    <w:bookmarkEnd w:id="15"/>
-    <w:bookmarkStart w:id="16" w:name="neutrino-properties"/>
+    <w:bookmarkEnd w:id="14"/>
+    <w:bookmarkStart w:id="15" w:name="neutrino-properties"/>
     <w:p>
       <w:pPr>
         <w:pStyle w:val="Heading2"/>
@@ -2789,8 +2779,8 @@
         </w:pict>
       </w:r>
     </w:p>
-    <w:bookmarkEnd w:id="16"/>
-    <w:bookmarkStart w:id="17" w:name="cosmological-parameters"/>
+    <w:bookmarkEnd w:id="15"/>
+    <w:bookmarkStart w:id="16" w:name="cosmological-parameters"/>
     <w:p>
       <w:pPr>
         <w:pStyle w:val="Heading2"/>
@@ -3274,8 +3264,8 @@
         </w:pict>
       </w:r>
     </w:p>
-    <w:bookmarkEnd w:id="17"/>
-    <w:bookmarkStart w:id="18" w:name="cp-violation"/>
+    <w:bookmarkEnd w:id="16"/>
+    <w:bookmarkStart w:id="17" w:name="cp-violation"/>
     <w:p>
       <w:pPr>
         <w:pStyle w:val="Heading2"/>
@@ -3648,8 +3638,8 @@
         </w:pict>
       </w:r>
     </w:p>
-    <w:bookmarkEnd w:id="18"/>
-    <w:bookmarkStart w:id="19" w:name="complete-particle-table"/>
+    <w:bookmarkEnd w:id="17"/>
+    <w:bookmarkStart w:id="18" w:name="complete-particle-table"/>
     <w:p>
       <w:pPr>
         <w:pStyle w:val="Heading2"/>
@@ -4975,8 +4965,8 @@
         </w:pict>
       </w:r>
     </w:p>
-    <w:bookmarkEnd w:id="19"/>
-    <w:bookmarkStart w:id="28" w:name="dark-sector-cone-b-phi-circle"/>
+    <w:bookmarkEnd w:id="18"/>
+    <w:bookmarkStart w:id="27" w:name="dark-sector-cone-b-phi-circle"/>
     <w:p>
       <w:pPr>
         <w:pStyle w:val="Heading2"/>
@@ -4985,7 +4975,7 @@
         <w:t xml:space="preserve">Dark Sector (Cone B, phi’-circle)</w:t>
       </w:r>
     </w:p>
-    <w:bookmarkStart w:id="20" w:name="dark-sector-constants"/>
+    <w:bookmarkStart w:id="19" w:name="dark-sector-constants"/>
     <w:p>
       <w:pPr>
         <w:pStyle w:val="Heading3"/>
@@ -5220,8 +5210,8 @@
         </w:tc>
       </w:tr>
     </w:tbl>
-    <w:bookmarkEnd w:id="20"/>
-    <w:bookmarkStart w:id="21" w:name="dark-fermion-masses"/>
+    <w:bookmarkEnd w:id="19"/>
+    <w:bookmarkStart w:id="20" w:name="dark-fermion-masses"/>
     <w:p>
       <w:pPr>
         <w:pStyle w:val="Heading3"/>
@@ -5963,8 +5953,8 @@
         <w:t xml:space="preserve">Origin: sigma’ = sigma/2, mass ~ 1/sqrt(sigma), ratio = sqrt(sigma/sigma’) = sqrt(2).</w:t>
       </w:r>
     </w:p>
-    <w:bookmarkEnd w:id="21"/>
-    <w:bookmarkStart w:id="22" w:name="dark-photon"/>
+    <w:bookmarkEnd w:id="20"/>
+    <w:bookmarkStart w:id="21" w:name="dark-photon"/>
     <w:p>
       <w:pPr>
         <w:pStyle w:val="Heading3"/>
@@ -6161,8 +6151,8 @@
         </w:tc>
       </w:tr>
     </w:tbl>
-    <w:bookmarkEnd w:id="22"/>
-    <w:bookmarkStart w:id="23" w:name="dark-black-holes"/>
+    <w:bookmarkEnd w:id="21"/>
+    <w:bookmarkStart w:id="22" w:name="dark-black-holes"/>
     <w:p>
       <w:pPr>
         <w:pStyle w:val="Heading3"/>
@@ -6466,8 +6456,8 @@
         </w:tc>
       </w:tr>
     </w:tbl>
-    <w:bookmarkEnd w:id="23"/>
-    <w:bookmarkStart w:id="24" w:name="dark-hydrogen"/>
+    <w:bookmarkEnd w:id="22"/>
+    <w:bookmarkStart w:id="23" w:name="dark-hydrogen"/>
     <w:p>
       <w:pPr>
         <w:pStyle w:val="Heading3"/>
@@ -6596,8 +6586,8 @@
         </w:tc>
       </w:tr>
     </w:tbl>
-    <w:bookmarkEnd w:id="24"/>
-    <w:bookmarkStart w:id="25" w:name="graviton-wall"/>
+    <w:bookmarkEnd w:id="23"/>
+    <w:bookmarkStart w:id="24" w:name="graviton-wall"/>
     <w:p>
       <w:pPr>
         <w:pStyle w:val="Heading3"/>
@@ -6867,8 +6857,8 @@
         </w:tc>
       </w:tr>
     </w:tbl>
-    <w:bookmarkEnd w:id="25"/>
-    <w:bookmarkStart w:id="26" w:name="three-generations"/>
+    <w:bookmarkEnd w:id="24"/>
+    <w:bookmarkStart w:id="25" w:name="three-generations"/>
     <w:p>
       <w:pPr>
         <w:pStyle w:val="Heading3"/>
@@ -7091,8 +7081,8 @@
         <w:t xml:space="preserve">The muon IS the dark electron’s shadow in the visible sector.</w:t>
       </w:r>
     </w:p>
-    <w:bookmarkEnd w:id="26"/>
-    <w:bookmarkStart w:id="27" w:name="bottom-quark-from-fano-geometry"/>
+    <w:bookmarkEnd w:id="25"/>
+    <w:bookmarkStart w:id="26" w:name="bottom-quark-from-fano-geometry"/>
     <w:p>
       <w:pPr>
         <w:pStyle w:val="Heading3"/>
@@ -7134,9 +7124,9 @@
         </w:pict>
       </w:r>
     </w:p>
+    <w:bookmarkEnd w:id="26"/>
     <w:bookmarkEnd w:id="27"/>
-    <w:bookmarkEnd w:id="28"/>
-    <w:bookmarkStart w:id="32" w:name="derived-equations"/>
+    <w:bookmarkStart w:id="31" w:name="derived-equations"/>
     <w:p>
       <w:pPr>
         <w:pStyle w:val="Heading2"/>
@@ -7145,7 +7135,7 @@
         <w:t xml:space="preserve">Derived Equations</w:t>
       </w:r>
     </w:p>
-    <w:bookmarkStart w:id="29" w:name="maxwell-from-torsion"/>
+    <w:bookmarkStart w:id="28" w:name="maxwell-from-torsion"/>
     <w:p>
       <w:pPr>
         <w:pStyle w:val="Heading3"/>
@@ -7296,8 +7286,8 @@
         <w:t xml:space="preserve">Constants eps0, mu0 from alpha = 1/137. Zero free constants in EM.</w:t>
       </w:r>
     </w:p>
-    <w:bookmarkEnd w:id="29"/>
-    <w:bookmarkStart w:id="30" w:name="schrodinger-from-5d"/>
+    <w:bookmarkEnd w:id="28"/>
+    <w:bookmarkStart w:id="29" w:name="schrodinger-from-5d"/>
     <w:p>
       <w:pPr>
         <w:pStyle w:val="Heading3"/>
@@ -7430,8 +7420,8 @@
         <w:t xml:space="preserve">Potentials from contorsion: V_grav from K_01, V_EM from K_0i</w:t>
       </w:r>
     </w:p>
-    <w:bookmarkEnd w:id="30"/>
-    <w:bookmarkStart w:id="31" w:name="qm-features-from-circle-topology"/>
+    <w:bookmarkEnd w:id="29"/>
+    <w:bookmarkStart w:id="30" w:name="qm-features-from-circle-topology"/>
     <w:p>
       <w:pPr>
         <w:pStyle w:val="Heading3"/>
@@ -7639,9 +7629,9 @@
         </w:pict>
       </w:r>
     </w:p>
+    <w:bookmarkEnd w:id="30"/>
     <w:bookmarkEnd w:id="31"/>
-    <w:bookmarkEnd w:id="32"/>
-    <w:bookmarkStart w:id="33" w:name="bullet-cluster-consistency"/>
+    <w:bookmarkStart w:id="32" w:name="bullet-cluster-consistency"/>
     <w:p>
       <w:pPr>
         <w:pStyle w:val="Heading2"/>
@@ -7723,8 +7713,8 @@
         </w:pict>
       </w:r>
     </w:p>
-    <w:bookmarkEnd w:id="33"/>
-    <w:bookmarkStart w:id="34" w:name="summary-statistics"/>
+    <w:bookmarkEnd w:id="32"/>
+    <w:bookmarkStart w:id="33" w:name="summary-statistics"/>
     <w:p>
       <w:pPr>
         <w:pStyle w:val="Heading2"/>
@@ -7875,8 +7865,33 @@
         <w:t xml:space="preserve">m_e, m_mu used as cross-check (confirm N to 98.8%), not as inputs</w:t>
       </w:r>
     </w:p>
+    <w:p>
+      <w:r>
+        <w:pict>
+          <v:rect style="width:0;height:1.5pt" o:hralign="center" o:hrstd="t" o:hr="t"/>
+        </w:pict>
+      </w:r>
+    </w:p>
+    <w:p>
+      <w:pPr>
+        <w:pStyle w:val="FirstParagraph"/>
+      </w:pPr>
+      <w:r>
+        <w:rPr>
+          <w:b/>
+          <w:bCs/>
+        </w:rPr>
+        <w:t xml:space="preserve">Author:</w:t>
+      </w:r>
+      <w:r>
+        <w:t xml:space="preserve"> </w:t>
+      </w:r>
+      <w:r>
+        <w:t xml:space="preserve">Szőke Barna</w:t>
+      </w:r>
+    </w:p>
+    <w:bookmarkEnd w:id="33"/>
     <w:bookmarkEnd w:id="34"/>
-    <w:bookmarkEnd w:id="35"/>
     <w:sectPr>
       <w:footnotePr>
         <w:numRestart w:val="eachSect"/>

--- a/data/complete_results.docx
+++ b/data/complete_results.docx
@@ -2,7 +2,7 @@
 <file path=word/document.xml><?xml version="1.0" encoding="utf-8"?>
 <w:document xmlns:w="http://schemas.openxmlformats.org/wordprocessingml/2006/main" xmlns:m="http://schemas.openxmlformats.org/officeDocument/2006/math" xmlns:r="http://schemas.openxmlformats.org/officeDocument/2006/relationships" xmlns:o="urn:schemas-microsoft-com:office:office" xmlns:v="urn:schemas-microsoft-com:vml" xmlns:w10="urn:schemas-microsoft-com:office:word" xmlns:a="http://schemas.openxmlformats.org/drawingml/2006/main" xmlns:pic="http://schemas.openxmlformats.org/drawingml/2006/picture" xmlns:wp="http://schemas.openxmlformats.org/drawingml/2006/wordprocessingDrawing">
   <w:body>
-    <w:bookmarkStart w:id="34" w:name="complete-numerical-results"/>
+    <w:bookmarkStart w:id="40" w:name="complete-numerical-results"/>
     <w:p>
       <w:pPr>
         <w:pStyle w:val="Heading1"/>
@@ -7714,13 +7714,1412 @@
       </w:r>
     </w:p>
     <w:bookmarkEnd w:id="32"/>
-    <w:bookmarkStart w:id="33" w:name="summary-statistics"/>
+    <w:bookmarkStart w:id="38" w:name="X74b447138d4cca0b6418f39140952d8048da198"/>
     <w:p>
       <w:pPr>
         <w:pStyle w:val="Heading2"/>
       </w:pPr>
       <w:r>
-        <w:t xml:space="preserve">Summary Statistics</w:t>
+        <w:t xml:space="preserve">Part III: Poinsot Geometry and Gravitational Waves (March 22, 2026)</w:t>
+      </w:r>
+    </w:p>
+    <w:bookmarkStart w:id="33" w:name="poinsot-inertia-ratios-exact-fractions"/>
+    <w:p>
+      <w:pPr>
+        <w:pStyle w:val="Heading3"/>
+      </w:pPr>
+      <w:r>
+        <w:t xml:space="preserve">Poinsot Inertia Ratios (exact fractions)</w:t>
+      </w:r>
+    </w:p>
+    <w:tbl>
+      <w:tblPr>
+        <w:tblStyle w:val="Table"/>
+        <w:tblW w:type="auto" w:w="0"/>
+        <w:tblLook w:firstRow="1" w:lastRow="0" w:firstColumn="0" w:lastColumn="0" w:noHBand="0" w:noVBand="0" w:val="0020"/>
+      </w:tblPr>
+      <w:tblGrid>
+        <w:gridCol w:w="1584"/>
+        <w:gridCol w:w="1584"/>
+        <w:gridCol w:w="1584"/>
+        <w:gridCol w:w="1584"/>
+        <w:gridCol w:w="1584"/>
+      </w:tblGrid>
+      <w:tr>
+        <w:trPr>
+          <w:tblHeader w:val="on"/>
+        </w:trPr>
+        <w:tc>
+          <w:tcPr/>
+          <w:p>
+            <w:pPr>
+              <w:pStyle w:val="Compact"/>
+            </w:pPr>
+            <w:r>
+              <w:t xml:space="preserve">#</w:t>
+            </w:r>
+          </w:p>
+        </w:tc>
+        <w:tc>
+          <w:tcPr/>
+          <w:p>
+            <w:pPr>
+              <w:pStyle w:val="Compact"/>
+            </w:pPr>
+            <w:r>
+              <w:t xml:space="preserve">Angle</w:t>
+            </w:r>
+          </w:p>
+        </w:tc>
+        <w:tc>
+          <w:tcPr/>
+          <w:p>
+            <w:pPr>
+              <w:pStyle w:val="Compact"/>
+            </w:pPr>
+            <w:r>
+              <w:t xml:space="preserve">I1/I3</w:t>
+            </w:r>
+          </w:p>
+        </w:tc>
+        <w:tc>
+          <w:tcPr/>
+          <w:p>
+            <w:pPr>
+              <w:pStyle w:val="Compact"/>
+            </w:pPr>
+            <w:r>
+              <w:t xml:space="preserve">Exact</w:t>
+            </w:r>
+          </w:p>
+        </w:tc>
+        <w:tc>
+          <w:tcPr/>
+          <w:p>
+            <w:pPr>
+              <w:pStyle w:val="Compact"/>
+            </w:pPr>
+            <w:r>
+              <w:t xml:space="preserve">Origin</w:t>
+            </w:r>
+          </w:p>
+        </w:tc>
+      </w:tr>
+      <w:tr>
+        <w:tc>
+          <w:tcPr/>
+          <w:p>
+            <w:pPr>
+              <w:pStyle w:val="Compact"/>
+            </w:pPr>
+            <w:r>
+              <w:t xml:space="preserve">1</w:t>
+            </w:r>
+          </w:p>
+        </w:tc>
+        <w:tc>
+          <w:tcPr/>
+          <w:p>
+            <w:pPr>
+              <w:pStyle w:val="Compact"/>
+            </w:pPr>
+            <w:r>
+              <w:t xml:space="preserve">60 deg</w:t>
+            </w:r>
+          </w:p>
+        </w:tc>
+        <w:tc>
+          <w:tcPr/>
+          <w:p>
+            <w:pPr>
+              <w:pStyle w:val="Compact"/>
+            </w:pPr>
+            <w:r>
+              <w:t xml:space="preserve">1.166667</w:t>
+            </w:r>
+          </w:p>
+        </w:tc>
+        <w:tc>
+          <w:tcPr/>
+          <w:p>
+            <w:pPr>
+              <w:pStyle w:val="Compact"/>
+            </w:pPr>
+            <w:r>
+              <w:t xml:space="preserve">7/6</w:t>
+            </w:r>
+          </w:p>
+        </w:tc>
+        <w:tc>
+          <w:tcPr/>
+          <w:p>
+            <w:pPr>
+              <w:pStyle w:val="Compact"/>
+            </w:pPr>
+            <w:r>
+              <w:t xml:space="preserve">BE-shifted spherical point</w:t>
+            </w:r>
+          </w:p>
+        </w:tc>
+      </w:tr>
+      <w:tr>
+        <w:tc>
+          <w:tcPr/>
+          <w:p>
+            <w:pPr>
+              <w:pStyle w:val="Compact"/>
+            </w:pPr>
+            <w:r>
+              <w:t xml:space="preserve">2</w:t>
+            </w:r>
+          </w:p>
+        </w:tc>
+        <w:tc>
+          <w:tcPr/>
+          <w:p>
+            <w:pPr>
+              <w:pStyle w:val="Compact"/>
+            </w:pPr>
+            <w:r>
+              <w:t xml:space="preserve">45 deg</w:t>
+            </w:r>
+          </w:p>
+        </w:tc>
+        <w:tc>
+          <w:tcPr/>
+          <w:p>
+            <w:pPr>
+              <w:pStyle w:val="Compact"/>
+            </w:pPr>
+            <w:r>
+              <w:t xml:space="preserve">2.500000</w:t>
+            </w:r>
+          </w:p>
+        </w:tc>
+        <w:tc>
+          <w:tcPr/>
+          <w:p>
+            <w:pPr>
+              <w:pStyle w:val="Compact"/>
+            </w:pPr>
+            <w:r>
+              <w:t xml:space="preserve">5/2</w:t>
+            </w:r>
+          </w:p>
+        </w:tc>
+        <w:tc>
+          <w:tcPr/>
+          <w:p>
+            <w:pPr>
+              <w:pStyle w:val="Compact"/>
+            </w:pPr>
+            <w:r>
+              <w:t xml:space="preserve">Contact angle</w:t>
+            </w:r>
+          </w:p>
+        </w:tc>
+      </w:tr>
+      <w:tr>
+        <w:tc>
+          <w:tcPr/>
+          <w:p>
+            <w:pPr>
+              <w:pStyle w:val="Compact"/>
+            </w:pPr>
+            <w:r>
+              <w:t xml:space="preserve">3</w:t>
+            </w:r>
+          </w:p>
+        </w:tc>
+        <w:tc>
+          <w:tcPr/>
+          <w:p>
+            <w:pPr>
+              <w:pStyle w:val="Compact"/>
+            </w:pPr>
+            <w:r>
+              <w:t xml:space="preserve">30 deg</w:t>
+            </w:r>
+          </w:p>
+        </w:tc>
+        <w:tc>
+          <w:tcPr/>
+          <w:p>
+            <w:pPr>
+              <w:pStyle w:val="Compact"/>
+            </w:pPr>
+            <w:r>
+              <w:t xml:space="preserve">6.500000</w:t>
+            </w:r>
+          </w:p>
+        </w:tc>
+        <w:tc>
+          <w:tcPr/>
+          <w:p>
+            <w:pPr>
+              <w:pStyle w:val="Compact"/>
+            </w:pPr>
+            <w:r>
+              <w:t xml:space="preserve">13/2</w:t>
+            </w:r>
+          </w:p>
+        </w:tc>
+        <w:tc>
+          <w:tcPr/>
+          <w:p>
+            <w:pPr>
+              <w:pStyle w:val="Compact"/>
+            </w:pPr>
+            <w:r>
+              <w:t xml:space="preserve">Equilateral stabilization</w:t>
+            </w:r>
+          </w:p>
+        </w:tc>
+      </w:tr>
+    </w:tbl>
+    <w:p>
+      <w:pPr>
+        <w:pStyle w:val="BodyText"/>
+      </w:pPr>
+      <w:r>
+        <w:t xml:space="preserve">Analytic proof:</w:t>
+      </w:r>
+      <w:r>
+        <w:t xml:space="preserve"> </w:t>
+      </w:r>
+      <w:r>
+        <w:t xml:space="preserve">- 60 deg: r = h*sqrt(3), I1 = 21h^2/20, I3 = 9h^2/10, ratio = 7/6</w:t>
+      </w:r>
+      <w:r>
+        <w:t xml:space="preserve"> </w:t>
+      </w:r>
+      <w:r>
+        <w:t xml:space="preserve">- 45 deg: r = h, I1 = 3h^2/4, I3 = 3h^2/10, ratio = 5/2</w:t>
+      </w:r>
+      <w:r>
+        <w:t xml:space="preserve"> </w:t>
+      </w:r>
+      <w:r>
+        <w:t xml:space="preserve">- 30 deg: r = h/sqrt(3), I1 = 13h^2/20, I3 = h^2/10, ratio = 13/2</w:t>
+      </w:r>
+    </w:p>
+    <w:bookmarkEnd w:id="33"/>
+    <w:bookmarkStart w:id="34" w:name="braking-energetics"/>
+    <w:p>
+      <w:pPr>
+        <w:pStyle w:val="Heading3"/>
+      </w:pPr>
+      <w:r>
+        <w:t xml:space="preserve">Braking Energetics</w:t>
+      </w:r>
+    </w:p>
+    <w:tbl>
+      <w:tblPr>
+        <w:tblStyle w:val="Table"/>
+        <w:tblW w:type="pct" w:w="5000"/>
+        <w:tblLayout w:type="fixed"/>
+        <w:tblLook w:firstRow="1" w:lastRow="0" w:firstColumn="0" w:lastColumn="0" w:noHBand="0" w:noVBand="0" w:val="0020"/>
+      </w:tblPr>
+      <w:tblGrid>
+        <w:gridCol w:w="1092"/>
+        <w:gridCol w:w="2731"/>
+        <w:gridCol w:w="1911"/>
+        <w:gridCol w:w="2184"/>
+      </w:tblGrid>
+      <w:tr>
+        <w:trPr>
+          <w:tblHeader w:val="on"/>
+        </w:trPr>
+        <w:tc>
+          <w:tcPr/>
+          <w:p>
+            <w:pPr>
+              <w:pStyle w:val="Compact"/>
+            </w:pPr>
+            <w:r>
+              <w:t xml:space="preserve">#</w:t>
+            </w:r>
+          </w:p>
+        </w:tc>
+        <w:tc>
+          <w:tcPr/>
+          <w:p>
+            <w:pPr>
+              <w:pStyle w:val="Compact"/>
+            </w:pPr>
+            <w:r>
+              <w:t xml:space="preserve">Property</w:t>
+            </w:r>
+          </w:p>
+        </w:tc>
+        <w:tc>
+          <w:tcPr/>
+          <w:p>
+            <w:pPr>
+              <w:pStyle w:val="Compact"/>
+            </w:pPr>
+            <w:r>
+              <w:t xml:space="preserve">Value</w:t>
+            </w:r>
+          </w:p>
+        </w:tc>
+        <w:tc>
+          <w:tcPr/>
+          <w:p>
+            <w:pPr>
+              <w:pStyle w:val="Compact"/>
+            </w:pPr>
+            <w:r>
+              <w:t xml:space="preserve">Origin</w:t>
+            </w:r>
+          </w:p>
+        </w:tc>
+      </w:tr>
+      <w:tr>
+        <w:tc>
+          <w:tcPr/>
+          <w:p>
+            <w:pPr>
+              <w:pStyle w:val="Compact"/>
+            </w:pPr>
+            <w:r>
+              <w:t xml:space="preserve">1</w:t>
+            </w:r>
+          </w:p>
+        </w:tc>
+        <w:tc>
+          <w:tcPr/>
+          <w:p>
+            <w:pPr>
+              <w:pStyle w:val="Compact"/>
+            </w:pPr>
+            <w:r>
+              <w:t xml:space="preserve">Graviton energy</w:t>
+            </w:r>
+          </w:p>
+        </w:tc>
+        <w:tc>
+          <w:tcPr/>
+          <w:p>
+            <w:pPr>
+              <w:pStyle w:val="Compact"/>
+            </w:pPr>
+            <w:r>
+              <w:t xml:space="preserve">3.78 GeV/cone</w:t>
+            </w:r>
+          </w:p>
+        </w:tc>
+        <w:tc>
+          <w:tcPr/>
+          <w:p>
+            <w:pPr>
+              <w:pStyle w:val="Compact"/>
+            </w:pPr>
+            <w:r>
+              <w:t xml:space="preserve">delta_rho = E_grav/E_cone = 0.01512</w:t>
+            </w:r>
+          </w:p>
+        </w:tc>
+      </w:tr>
+      <w:tr>
+        <w:tc>
+          <w:tcPr/>
+          <w:p>
+            <w:pPr>
+              <w:pStyle w:val="Compact"/>
+            </w:pPr>
+            <w:r>
+              <w:t xml:space="preserve">2</w:t>
+            </w:r>
+          </w:p>
+        </w:tc>
+        <w:tc>
+          <w:tcPr/>
+          <w:p>
+            <w:pPr>
+              <w:pStyle w:val="Compact"/>
+            </w:pPr>
+            <w:r>
+              <w:t xml:space="preserve">Torsion fraction</w:t>
+            </w:r>
+          </w:p>
+        </w:tc>
+        <w:tc>
+          <w:tcPr/>
+          <w:p>
+            <w:pPr>
+              <w:pStyle w:val="Compact"/>
+            </w:pPr>
+            <w:r>
+              <w:t xml:space="preserve">linear with delta_rho</w:t>
+            </w:r>
+          </w:p>
+        </w:tc>
+        <w:tc>
+          <w:tcPr/>
+          <w:p>
+            <w:pPr>
+              <w:pStyle w:val="Compact"/>
+            </w:pPr>
+            <w:r>
+              <w:t xml:space="preserve">T_torsion/T_spin = delta_rho</w:t>
+            </w:r>
+          </w:p>
+        </w:tc>
+      </w:tr>
+      <w:tr>
+        <w:tc>
+          <w:tcPr/>
+          <w:p>
+            <w:pPr>
+              <w:pStyle w:val="Compact"/>
+            </w:pPr>
+            <w:r>
+              <w:t xml:space="preserve">3</w:t>
+            </w:r>
+          </w:p>
+        </w:tc>
+        <w:tc>
+          <w:tcPr/>
+          <w:p>
+            <w:pPr>
+              <w:pStyle w:val="Compact"/>
+            </w:pPr>
+            <w:r>
+              <w:t xml:space="preserve">Spin remaining at 30 deg</w:t>
+            </w:r>
+          </w:p>
+        </w:tc>
+        <w:tc>
+          <w:tcPr/>
+          <w:p>
+            <w:pPr>
+              <w:pStyle w:val="Compact"/>
+            </w:pPr>
+            <w:r>
+              <w:t xml:space="preserve">4.67%</w:t>
+            </w:r>
+          </w:p>
+        </w:tc>
+        <w:tc>
+          <w:tcPr/>
+          <w:p>
+            <w:pPr>
+              <w:pStyle w:val="Compact"/>
+            </w:pPr>
+            <w:r>
+              <w:t xml:space="preserve">I3(30)/I3(89)</w:t>
+            </w:r>
+          </w:p>
+        </w:tc>
+      </w:tr>
+      <w:tr>
+        <w:tc>
+          <w:tcPr/>
+          <w:p>
+            <w:pPr>
+              <w:pStyle w:val="Compact"/>
+            </w:pPr>
+            <w:r>
+              <w:t xml:space="preserve">4</w:t>
+            </w:r>
+          </w:p>
+        </w:tc>
+        <w:tc>
+          <w:tcPr/>
+          <w:p>
+            <w:pPr>
+              <w:pStyle w:val="Compact"/>
+            </w:pPr>
+            <w:r>
+              <w:t xml:space="preserve">Energy to torsion</w:t>
+            </w:r>
+          </w:p>
+        </w:tc>
+        <w:tc>
+          <w:tcPr/>
+          <w:p>
+            <w:pPr>
+              <w:pStyle w:val="Compact"/>
+            </w:pPr>
+            <w:r>
+              <w:t xml:space="preserve">95.33%</w:t>
+            </w:r>
+          </w:p>
+        </w:tc>
+        <w:tc>
+          <w:tcPr/>
+          <w:p>
+            <w:pPr>
+              <w:pStyle w:val="Compact"/>
+            </w:pPr>
+            <w:r>
+              <w:t xml:space="preserve">Braking = gravity</w:t>
+            </w:r>
+          </w:p>
+        </w:tc>
+      </w:tr>
+    </w:tbl>
+    <w:bookmarkEnd w:id="34"/>
+    <w:bookmarkStart w:id="35" w:name="gravitational-wave-predictions"/>
+    <w:p>
+      <w:pPr>
+        <w:pStyle w:val="Heading3"/>
+      </w:pPr>
+      <w:r>
+        <w:t xml:space="preserve">Gravitational Wave Predictions</w:t>
+      </w:r>
+    </w:p>
+    <w:tbl>
+      <w:tblPr>
+        <w:tblStyle w:val="Table"/>
+        <w:tblW w:type="pct" w:w="5000"/>
+        <w:tblLayout w:type="fixed"/>
+        <w:tblLook w:firstRow="1" w:lastRow="0" w:firstColumn="0" w:lastColumn="0" w:noHBand="0" w:noVBand="0" w:val="0020"/>
+      </w:tblPr>
+      <w:tblGrid>
+        <w:gridCol w:w="621"/>
+        <w:gridCol w:w="1552"/>
+        <w:gridCol w:w="1708"/>
+        <w:gridCol w:w="2950"/>
+        <w:gridCol w:w="1087"/>
+      </w:tblGrid>
+      <w:tr>
+        <w:trPr>
+          <w:tblHeader w:val="on"/>
+        </w:trPr>
+        <w:tc>
+          <w:tcPr/>
+          <w:p>
+            <w:pPr>
+              <w:pStyle w:val="Compact"/>
+            </w:pPr>
+            <w:r>
+              <w:t xml:space="preserve">#</w:t>
+            </w:r>
+          </w:p>
+        </w:tc>
+        <w:tc>
+          <w:tcPr/>
+          <w:p>
+            <w:pPr>
+              <w:pStyle w:val="Compact"/>
+            </w:pPr>
+            <w:r>
+              <w:t xml:space="preserve">Property</w:t>
+            </w:r>
+          </w:p>
+        </w:tc>
+        <w:tc>
+          <w:tcPr/>
+          <w:p>
+            <w:pPr>
+              <w:pStyle w:val="Compact"/>
+            </w:pPr>
+            <w:r>
+              <w:t xml:space="preserve">Predicted</w:t>
+            </w:r>
+          </w:p>
+        </w:tc>
+        <w:tc>
+          <w:tcPr/>
+          <w:p>
+            <w:pPr>
+              <w:pStyle w:val="Compact"/>
+            </w:pPr>
+            <w:r>
+              <w:t xml:space="preserve">Measured (GW250114)</w:t>
+            </w:r>
+          </w:p>
+        </w:tc>
+        <w:tc>
+          <w:tcPr/>
+          <w:p>
+            <w:pPr>
+              <w:pStyle w:val="Compact"/>
+            </w:pPr>
+            <w:r>
+              <w:t xml:space="preserve">Match</w:t>
+            </w:r>
+          </w:p>
+        </w:tc>
+      </w:tr>
+      <w:tr>
+        <w:tc>
+          <w:tcPr/>
+          <w:p>
+            <w:pPr>
+              <w:pStyle w:val="Compact"/>
+            </w:pPr>
+            <w:r>
+              <w:t xml:space="preserve">1</w:t>
+            </w:r>
+          </w:p>
+        </w:tc>
+        <w:tc>
+          <w:tcPr/>
+          <w:p>
+            <w:pPr>
+              <w:pStyle w:val="Compact"/>
+            </w:pPr>
+            <w:r>
+              <w:t xml:space="preserve">Q_220/Q_221</w:t>
+            </w:r>
+          </w:p>
+        </w:tc>
+        <w:tc>
+          <w:tcPr/>
+          <w:p>
+            <w:pPr>
+              <w:pStyle w:val="Compact"/>
+            </w:pPr>
+            <w:r>
+              <w:t xml:space="preserve">13/4 = 3.250</w:t>
+            </w:r>
+          </w:p>
+        </w:tc>
+        <w:tc>
+          <w:tcPr/>
+          <w:p>
+            <w:pPr>
+              <w:pStyle w:val="Compact"/>
+            </w:pPr>
+            <w:r>
+              <w:t xml:space="preserve">3.231</w:t>
+            </w:r>
+          </w:p>
+        </w:tc>
+        <w:tc>
+          <w:tcPr/>
+          <w:p>
+            <w:pPr>
+              <w:pStyle w:val="Compact"/>
+            </w:pPr>
+            <w:r>
+              <w:t xml:space="preserve">99.4%</w:t>
+            </w:r>
+          </w:p>
+        </w:tc>
+      </w:tr>
+      <w:tr>
+        <w:tc>
+          <w:tcPr/>
+          <w:p>
+            <w:pPr>
+              <w:pStyle w:val="Compact"/>
+            </w:pPr>
+            <w:r>
+              <w:t xml:space="preserve">2</w:t>
+            </w:r>
+          </w:p>
+        </w:tc>
+        <w:tc>
+          <w:tcPr/>
+          <w:p>
+            <w:pPr>
+              <w:pStyle w:val="Compact"/>
+            </w:pPr>
+            <w:r>
+              <w:t xml:space="preserve">Final spin (q~1)</w:t>
+            </w:r>
+          </w:p>
+        </w:tc>
+        <w:tc>
+          <w:tcPr/>
+          <w:p>
+            <w:pPr>
+              <w:pStyle w:val="Compact"/>
+            </w:pPr>
+            <w:r>
+              <w:t xml:space="preserve">cos(45) = 0.707</w:t>
+            </w:r>
+          </w:p>
+        </w:tc>
+        <w:tc>
+          <w:tcPr/>
+          <w:p>
+            <w:pPr>
+              <w:pStyle w:val="Compact"/>
+            </w:pPr>
+            <w:r>
+              <w:t xml:space="preserve">0.69</w:t>
+            </w:r>
+          </w:p>
+        </w:tc>
+        <w:tc>
+          <w:tcPr/>
+          <w:p>
+            <w:pPr>
+              <w:pStyle w:val="Compact"/>
+            </w:pPr>
+            <w:r>
+              <w:t xml:space="preserve">97.6%</w:t>
+            </w:r>
+          </w:p>
+        </w:tc>
+      </w:tr>
+      <w:tr>
+        <w:tc>
+          <w:tcPr/>
+          <w:p>
+            <w:pPr>
+              <w:pStyle w:val="Compact"/>
+            </w:pPr>
+            <w:r>
+              <w:t xml:space="preserve">3</w:t>
+            </w:r>
+          </w:p>
+        </w:tc>
+        <w:tc>
+          <w:tcPr/>
+          <w:p>
+            <w:pPr>
+              <w:pStyle w:val="Compact"/>
+            </w:pPr>
+            <w:r>
+              <w:t xml:space="preserve">f_220</w:t>
+            </w:r>
+          </w:p>
+        </w:tc>
+        <w:tc>
+          <w:tcPr/>
+          <w:p>
+            <w:pPr>
+              <w:pStyle w:val="Compact"/>
+            </w:pPr>
+            <w:r>
+              <w:t xml:space="preserve">14558/M Hz</w:t>
+            </w:r>
+          </w:p>
+        </w:tc>
+        <w:tc>
+          <w:tcPr/>
+          <w:p>
+            <w:pPr>
+              <w:pStyle w:val="Compact"/>
+            </w:pPr>
+            <w:r>
+              <w:t xml:space="preserve">251 Hz (M=58)</w:t>
+            </w:r>
+          </w:p>
+        </w:tc>
+        <w:tc>
+          <w:tcPr/>
+          <w:p>
+            <w:pPr>
+              <w:pStyle w:val="Compact"/>
+            </w:pPr>
+            <w:r>
+              <w:t xml:space="preserve">100%</w:t>
+            </w:r>
+          </w:p>
+        </w:tc>
+      </w:tr>
+      <w:tr>
+        <w:tc>
+          <w:tcPr/>
+          <w:p>
+            <w:pPr>
+              <w:pStyle w:val="Compact"/>
+            </w:pPr>
+            <w:r>
+              <w:t xml:space="preserve">4</w:t>
+            </w:r>
+          </w:p>
+        </w:tc>
+        <w:tc>
+          <w:tcPr/>
+          <w:p>
+            <w:pPr>
+              <w:pStyle w:val="Compact"/>
+            </w:pPr>
+            <w:r>
+              <w:t xml:space="preserve">Spin formula</w:t>
+            </w:r>
+          </w:p>
+        </w:tc>
+        <w:tc>
+          <w:tcPr/>
+          <w:p>
+            <w:pPr>
+              <w:pStyle w:val="Compact"/>
+            </w:pPr>
+            <w:r>
+              <w:t xml:space="preserve">cos(45)*4q/(1+q)^2</w:t>
+            </w:r>
+          </w:p>
+        </w:tc>
+        <w:tc>
+          <w:tcPr/>
+          <w:p>
+            <w:pPr>
+              <w:pStyle w:val="Compact"/>
+            </w:pPr>
+            <w:r>
+              <w:t xml:space="preserve">-</w:t>
+            </w:r>
+          </w:p>
+        </w:tc>
+        <w:tc>
+          <w:tcPr/>
+          <w:p>
+            <w:pPr>
+              <w:pStyle w:val="Compact"/>
+            </w:pPr>
+            <w:r>
+              <w:t xml:space="preserve">structural</w:t>
+            </w:r>
+          </w:p>
+        </w:tc>
+      </w:tr>
+      <w:tr>
+        <w:tc>
+          <w:tcPr/>
+          <w:p>
+            <w:pPr>
+              <w:pStyle w:val="Compact"/>
+            </w:pPr>
+            <w:r>
+              <w:t xml:space="preserve">5</w:t>
+            </w:r>
+          </w:p>
+        </w:tc>
+        <w:tc>
+          <w:tcPr/>
+          <w:p>
+            <w:pPr>
+              <w:pStyle w:val="Compact"/>
+            </w:pPr>
+            <w:r>
+              <w:t xml:space="preserve">Q ratio universality</w:t>
+            </w:r>
+          </w:p>
+        </w:tc>
+        <w:tc>
+          <w:tcPr/>
+          <w:p>
+            <w:pPr>
+              <w:pStyle w:val="Compact"/>
+            </w:pPr>
+            <w:r>
+              <w:t xml:space="preserve">constant for ALL events</w:t>
+            </w:r>
+          </w:p>
+        </w:tc>
+        <w:tc>
+          <w:tcPr/>
+          <w:p>
+            <w:pPr>
+              <w:pStyle w:val="Compact"/>
+            </w:pPr>
+            <w:r>
+              <w:t xml:space="preserve">-</w:t>
+            </w:r>
+          </w:p>
+        </w:tc>
+        <w:tc>
+          <w:tcPr/>
+          <w:p>
+            <w:pPr>
+              <w:pStyle w:val="Compact"/>
+            </w:pPr>
+            <w:r>
+              <w:t xml:space="preserve">testable IR1</w:t>
+            </w:r>
+          </w:p>
+        </w:tc>
+      </w:tr>
+    </w:tbl>
+    <w:p>
+      <w:pPr>
+        <w:pStyle w:val="BodyText"/>
+      </w:pPr>
+      <w:r>
+        <w:t xml:space="preserve">GW250114 retrodict: Jan 14, 2025, 08:22:03.200 UTC. Critical window: 3 ms.</w:t>
+      </w:r>
+    </w:p>
+    <w:bookmarkEnd w:id="35"/>
+    <w:bookmarkStart w:id="36" w:name="cmb-polarization"/>
+    <w:p>
+      <w:pPr>
+        <w:pStyle w:val="Heading3"/>
+      </w:pPr>
+      <w:r>
+        <w:t xml:space="preserve">CMB Polarization</w:t>
+      </w:r>
+    </w:p>
+    <w:tbl>
+      <w:tblPr>
+        <w:tblStyle w:val="Table"/>
+        <w:tblW w:type="pct" w:w="5000"/>
+        <w:tblLayout w:type="fixed"/>
+        <w:tblLook w:firstRow="1" w:lastRow="0" w:firstColumn="0" w:lastColumn="0" w:noHBand="0" w:noVBand="0" w:val="0020"/>
+      </w:tblPr>
+      <w:tblGrid>
+        <w:gridCol w:w="1092"/>
+        <w:gridCol w:w="2731"/>
+        <w:gridCol w:w="1911"/>
+        <w:gridCol w:w="2184"/>
+      </w:tblGrid>
+      <w:tr>
+        <w:trPr>
+          <w:tblHeader w:val="on"/>
+        </w:trPr>
+        <w:tc>
+          <w:tcPr/>
+          <w:p>
+            <w:pPr>
+              <w:pStyle w:val="Compact"/>
+            </w:pPr>
+            <w:r>
+              <w:t xml:space="preserve">#</w:t>
+            </w:r>
+          </w:p>
+        </w:tc>
+        <w:tc>
+          <w:tcPr/>
+          <w:p>
+            <w:pPr>
+              <w:pStyle w:val="Compact"/>
+            </w:pPr>
+            <w:r>
+              <w:t xml:space="preserve">Property</w:t>
+            </w:r>
+          </w:p>
+        </w:tc>
+        <w:tc>
+          <w:tcPr/>
+          <w:p>
+            <w:pPr>
+              <w:pStyle w:val="Compact"/>
+            </w:pPr>
+            <w:r>
+              <w:t xml:space="preserve">Value</w:t>
+            </w:r>
+          </w:p>
+        </w:tc>
+        <w:tc>
+          <w:tcPr/>
+          <w:p>
+            <w:pPr>
+              <w:pStyle w:val="Compact"/>
+            </w:pPr>
+            <w:r>
+              <w:t xml:space="preserve">Origin</w:t>
+            </w:r>
+          </w:p>
+        </w:tc>
+      </w:tr>
+      <w:tr>
+        <w:tc>
+          <w:tcPr/>
+          <w:p>
+            <w:pPr>
+              <w:pStyle w:val="Compact"/>
+            </w:pPr>
+            <w:r>
+              <w:t xml:space="preserve">1</w:t>
+            </w:r>
+          </w:p>
+        </w:tc>
+        <w:tc>
+          <w:tcPr/>
+          <w:p>
+            <w:pPr>
+              <w:pStyle w:val="Compact"/>
+            </w:pPr>
+            <w:r>
+              <w:t xml:space="preserve">Tensor-to-scalar r</w:t>
+            </w:r>
+          </w:p>
+        </w:tc>
+        <w:tc>
+          <w:tcPr/>
+          <w:p>
+            <w:pPr>
+              <w:pStyle w:val="Compact"/>
+            </w:pPr>
+            <w:r>
+              <w:t xml:space="preserve">1/169 = 1/13^2 = 0.00592</w:t>
+            </w:r>
+          </w:p>
+        </w:tc>
+        <w:tc>
+          <w:tcPr/>
+          <w:p>
+            <w:pPr>
+              <w:pStyle w:val="Compact"/>
+            </w:pPr>
+            <w:r>
+              <w:t xml:space="preserve">sin</w:t>
+            </w:r>
+            <w:r>
+              <w:rPr>
+                <w:vertAlign w:val="superscript"/>
+              </w:rPr>
+              <w:t xml:space="preserve">2(30)*(I3/I1)</w:t>
+            </w:r>
+            <w:r>
+              <w:t xml:space="preserve">2</w:t>
+            </w:r>
+          </w:p>
+        </w:tc>
+      </w:tr>
+      <w:tr>
+        <w:tc>
+          <w:tcPr/>
+          <w:p>
+            <w:pPr>
+              <w:pStyle w:val="Compact"/>
+            </w:pPr>
+            <w:r>
+              <w:t xml:space="preserve">2</w:t>
+            </w:r>
+          </w:p>
+        </w:tc>
+        <w:tc>
+          <w:tcPr/>
+          <w:p>
+            <w:pPr>
+              <w:pStyle w:val="Compact"/>
+            </w:pPr>
+            <w:r>
+              <w:t xml:space="preserve">r epoch-dependence</w:t>
+            </w:r>
+          </w:p>
+        </w:tc>
+        <w:tc>
+          <w:tcPr/>
+          <w:p>
+            <w:pPr>
+              <w:pStyle w:val="Compact"/>
+            </w:pPr>
+            <w:r>
+              <w:t xml:space="preserve">r(sigma) = (1/169)</w:t>
+            </w:r>
+            <w:r>
+              <w:rPr>
+                <w:i/>
+                <w:iCs/>
+              </w:rPr>
+              <w:t xml:space="preserve">exp(pi - 2</w:t>
+            </w:r>
+            <w:r>
+              <w:t xml:space="preserve">arctan(sigma))</w:t>
+            </w:r>
+          </w:p>
+        </w:tc>
+        <w:tc>
+          <w:tcPr/>
+          <w:p>
+            <w:pPr>
+              <w:pStyle w:val="Compact"/>
+            </w:pPr>
+            <w:r>
+              <w:t xml:space="preserve">c1/c2 modulation</w:t>
+            </w:r>
+          </w:p>
+        </w:tc>
+      </w:tr>
+      <w:tr>
+        <w:tc>
+          <w:tcPr/>
+          <w:p>
+            <w:pPr>
+              <w:pStyle w:val="Compact"/>
+            </w:pPr>
+            <w:r>
+              <w:t xml:space="preserve">3</w:t>
+            </w:r>
+          </w:p>
+        </w:tc>
+        <w:tc>
+          <w:tcPr/>
+          <w:p>
+            <w:pPr>
+              <w:pStyle w:val="Compact"/>
+            </w:pPr>
+            <w:r>
+              <w:t xml:space="preserve">r at CMB (z~1100)</w:t>
+            </w:r>
+          </w:p>
+        </w:tc>
+        <w:tc>
+          <w:tcPr/>
+          <w:p>
+            <w:pPr>
+              <w:pStyle w:val="Compact"/>
+            </w:pPr>
+            <w:r>
+              <w:t xml:space="preserve">~0.134</w:t>
+            </w:r>
+          </w:p>
+        </w:tc>
+        <w:tc>
+          <w:tcPr/>
+          <w:p>
+            <w:pPr>
+              <w:pStyle w:val="Compact"/>
+            </w:pPr>
+            <w:r>
+              <w:t xml:space="preserve">early universe, large B-mode</w:t>
+            </w:r>
+          </w:p>
+        </w:tc>
+      </w:tr>
+      <w:tr>
+        <w:tc>
+          <w:tcPr/>
+          <w:p>
+            <w:pPr>
+              <w:pStyle w:val="Compact"/>
+            </w:pPr>
+            <w:r>
+              <w:t xml:space="preserve">4</w:t>
+            </w:r>
+          </w:p>
+        </w:tc>
+        <w:tc>
+          <w:tcPr/>
+          <w:p>
+            <w:pPr>
+              <w:pStyle w:val="Compact"/>
+            </w:pPr>
+            <w:r>
+              <w:t xml:space="preserve">r now (asymptotic)</w:t>
+            </w:r>
+          </w:p>
+        </w:tc>
+        <w:tc>
+          <w:tcPr/>
+          <w:p>
+            <w:pPr>
+              <w:pStyle w:val="Compact"/>
+            </w:pPr>
+            <w:r>
+              <w:t xml:space="preserve">0.006</w:t>
+            </w:r>
+          </w:p>
+        </w:tc>
+        <w:tc>
+          <w:tcPr/>
+          <w:p>
+            <w:pPr>
+              <w:pStyle w:val="Compact"/>
+            </w:pPr>
+            <w:r>
+              <w:t xml:space="preserve">late universe</w:t>
+            </w:r>
+          </w:p>
+        </w:tc>
+      </w:tr>
+      <w:tr>
+        <w:tc>
+          <w:tcPr/>
+          <w:p>
+            <w:pPr>
+              <w:pStyle w:val="Compact"/>
+            </w:pPr>
+            <w:r>
+              <w:t xml:space="preserve">5</w:t>
+            </w:r>
+          </w:p>
+        </w:tc>
+        <w:tc>
+          <w:tcPr/>
+          <w:p>
+            <w:pPr>
+              <w:pStyle w:val="Compact"/>
+            </w:pPr>
+            <w:r>
+              <w:t xml:space="preserve">Quadrupole suppression</w:t>
+            </w:r>
+          </w:p>
+        </w:tc>
+        <w:tc>
+          <w:tcPr/>
+          <w:p>
+            <w:pPr>
+              <w:pStyle w:val="Compact"/>
+            </w:pPr>
+            <w:r>
+              <w:t xml:space="preserve">~83%</w:t>
+            </w:r>
+          </w:p>
+        </w:tc>
+        <w:tc>
+          <w:tcPr/>
+          <w:p>
+            <w:pPr>
+              <w:pStyle w:val="Compact"/>
+            </w:pPr>
+            <w:r>
+              <w:t xml:space="preserve">counter-rotation cancellation</w:t>
+            </w:r>
+          </w:p>
+        </w:tc>
+      </w:tr>
+      <w:tr>
+        <w:tc>
+          <w:tcPr/>
+          <w:p>
+            <w:pPr>
+              <w:pStyle w:val="Compact"/>
+            </w:pPr>
+            <w:r>
+              <w:t xml:space="preserve">6</w:t>
+            </w:r>
+          </w:p>
+        </w:tc>
+        <w:tc>
+          <w:tcPr/>
+          <w:p>
+            <w:pPr>
+              <w:pStyle w:val="Compact"/>
+            </w:pPr>
+            <w:r>
+              <w:t xml:space="preserve">B/E amplitude</w:t>
+            </w:r>
+          </w:p>
+        </w:tc>
+        <w:tc>
+          <w:tcPr/>
+          <w:p>
+            <w:pPr>
+              <w:pStyle w:val="Compact"/>
+            </w:pPr>
+            <w:r>
+              <w:t xml:space="preserve">1/13</w:t>
+            </w:r>
+          </w:p>
+        </w:tc>
+        <w:tc>
+          <w:tcPr/>
+          <w:p>
+            <w:pPr>
+              <w:pStyle w:val="Compact"/>
+            </w:pPr>
+            <w:r>
+              <w:t xml:space="preserve">sin(30)*(I3/I1)</w:t>
+            </w:r>
+          </w:p>
+        </w:tc>
+      </w:tr>
+      <w:tr>
+        <w:tc>
+          <w:tcPr/>
+          <w:p>
+            <w:pPr>
+              <w:pStyle w:val="Compact"/>
+            </w:pPr>
+            <w:r>
+              <w:t xml:space="preserve">7</w:t>
+            </w:r>
+          </w:p>
+        </w:tc>
+        <w:tc>
+          <w:tcPr/>
+          <w:p>
+            <w:pPr>
+              <w:pStyle w:val="Compact"/>
+            </w:pPr>
+            <w:r>
+              <w:t xml:space="preserve">GW amplitude ceiling</w:t>
+            </w:r>
+          </w:p>
+        </w:tc>
+        <w:tc>
+          <w:tcPr/>
+          <w:p>
+            <w:pPr>
+              <w:pStyle w:val="Compact"/>
+            </w:pPr>
+            <w:r>
+              <w:t xml:space="preserve">sin(30)*sin(pi/13) = 0.120</w:t>
+            </w:r>
+          </w:p>
+        </w:tc>
+        <w:tc>
+          <w:tcPr/>
+          <w:p>
+            <w:pPr>
+              <w:pStyle w:val="Compact"/>
+            </w:pPr>
+            <w:r>
+              <w:t xml:space="preserve">phi capped at pi/2</w:t>
+            </w:r>
+          </w:p>
+        </w:tc>
+      </w:tr>
+      <w:tr>
+        <w:tc>
+          <w:tcPr/>
+          <w:p>
+            <w:pPr>
+              <w:pStyle w:val="Compact"/>
+            </w:pPr>
+            <w:r>
+              <w:t xml:space="preserve">8</w:t>
+            </w:r>
+          </w:p>
+        </w:tc>
+        <w:tc>
+          <w:tcPr/>
+          <w:p>
+            <w:pPr>
+              <w:pStyle w:val="Compact"/>
+            </w:pPr>
+            <w:r>
+              <w:t xml:space="preserve">GW angular window</w:t>
+            </w:r>
+          </w:p>
+        </w:tc>
+        <w:tc>
+          <w:tcPr/>
+          <w:p>
+            <w:pPr>
+              <w:pStyle w:val="Compact"/>
+            </w:pPr>
+            <w:r>
+              <w:t xml:space="preserve">pi/13 = 13.85 deg</w:t>
+            </w:r>
+          </w:p>
+        </w:tc>
+        <w:tc>
+          <w:tcPr/>
+          <w:p>
+            <w:pPr>
+              <w:pStyle w:val="Compact"/>
+            </w:pPr>
+            <w:r>
+              <w:t xml:space="preserve">precessional envelope</w:t>
+            </w:r>
+          </w:p>
+        </w:tc>
+      </w:tr>
+    </w:tbl>
+    <w:p>
+      <w:pPr>
+        <w:pStyle w:val="BodyText"/>
+      </w:pPr>
+      <w:r>
+        <w:t xml:space="preserve">BICEP/Keck 2021 limit: r &lt; 0.036. Framework r = 0.006 consistent.</w:t>
+      </w:r>
+      <w:r>
+        <w:t xml:space="preserve"> </w:t>
+      </w:r>
+      <w:r>
+        <w:t xml:space="preserve">LiteBIRD (~2032) sensitivity r ~ 0.001: will detect or exclude.</w:t>
+      </w:r>
+    </w:p>
+    <w:bookmarkEnd w:id="36"/>
+    <w:bookmarkStart w:id="37" w:name="problems-resolved-in-part-iii-34-44"/>
+    <w:p>
+      <w:pPr>
+        <w:pStyle w:val="Heading3"/>
+      </w:pPr>
+      <w:r>
+        <w:t xml:space="preserve">Problems Resolved in Part III (34-44)</w:t>
       </w:r>
     </w:p>
     <w:p>
@@ -7732,7 +9131,7 @@
         </w:numPr>
       </w:pPr>
       <w:r>
-        <w:t xml:space="preserve">Total numerical predictions: 32 (17 Part I + 15 Part II)</w:t>
+        <w:t xml:space="preserve">Causality in (2,3) — constraint prevents CTC, sigma monotone</w:t>
       </w:r>
     </w:p>
     <w:p>
@@ -7744,7 +9143,7 @@
         </w:numPr>
       </w:pPr>
       <w:r>
-        <w:t xml:space="preserve">Matches above 99%: 15</w:t>
+        <w:t xml:space="preserve">Poinsot duality — classical mechanics and quantum mass emergence are same geometry</w:t>
       </w:r>
     </w:p>
     <w:p>
@@ -7756,7 +9155,7 @@
         </w:numPr>
       </w:pPr>
       <w:r>
-        <w:t xml:space="preserve">Matches above 98%: 25</w:t>
+        <w:t xml:space="preserve">Irreversibility — birth requires local entropy decrease</w:t>
       </w:r>
     </w:p>
     <w:p>
@@ -7768,7 +9167,7 @@
         </w:numPr>
       </w:pPr>
       <w:r>
-        <w:t xml:space="preserve">Exact matches: 4 (theta_23, delta_CP, Koide, dark_e = muon)</w:t>
+        <w:t xml:space="preserve">Symmetry breaking — occurs in entropy, not in space</w:t>
       </w:r>
     </w:p>
     <w:p>
@@ -7780,7 +9179,7 @@
         </w:numPr>
       </w:pPr>
       <w:r>
-        <w:t xml:space="preserve">Proven identities: 2 (CP bosonic, theta_QCD)</w:t>
+        <w:t xml:space="preserve">Gravity origin — braking energy of counter-rotation frozen as torsion</w:t>
       </w:r>
     </w:p>
     <w:p>
@@ -7792,7 +9191,7 @@
         </w:numPr>
       </w:pPr>
       <w:r>
-        <w:t xml:space="preserve">Structural derivations: 7 (Maxwell x4, Schrodinger, 3 generations, gravity universality)</w:t>
+        <w:t xml:space="preserve">SMBH — precession snapshots, not accreted objects</w:t>
       </w:r>
     </w:p>
     <w:p>
@@ -7804,7 +9203,7 @@
         </w:numPr>
       </w:pPr>
       <w:r>
-        <w:t xml:space="preserve">Average match: 99.4%</w:t>
+        <w:t xml:space="preserve">CMB quadrupole suppression — counter-rotation cancellation</w:t>
       </w:r>
     </w:p>
     <w:p>
@@ -7816,7 +9215,7 @@
         </w:numPr>
       </w:pPr>
       <w:r>
-        <w:t xml:space="preserve">Problems resolved: 33+</w:t>
+        <w:t xml:space="preserve">B-mode amplitude — sin(30) torsion fraction</w:t>
       </w:r>
     </w:p>
     <w:p>
@@ -7828,7 +9227,7 @@
         </w:numPr>
       </w:pPr>
       <w:r>
-        <w:t xml:space="preserve">Free parameters: 0 (beyond F2 axiom)</w:t>
+        <w:t xml:space="preserve">Tensor-to-scalar r = 1/13^2 — testable prediction</w:t>
       </w:r>
     </w:p>
     <w:p>
@@ -7840,17 +9239,7 @@
         </w:numPr>
       </w:pPr>
       <w:r>
-        <w:t xml:space="preserve">Measured inputs: 0 (N derived from N</w:t>
-      </w:r>
-      <w:r>
-        <w:rPr>
-          <w:i/>
-          <w:iCs/>
-        </w:rPr>
-        <w:t xml:space="preserve">Delta = 254, Delta = 4</w:t>
-      </w:r>
-      <w:r>
-        <w:t xml:space="preserve">alpha^2/9)</w:t>
+        <w:t xml:space="preserve">r epoch-dependence — unique to framework, no other model predicts this</w:t>
       </w:r>
     </w:p>
     <w:p>
@@ -7862,6 +9251,166 @@
         </w:numPr>
       </w:pPr>
       <w:r>
+        <w:t xml:space="preserve">M-sigma relation — exponent 4 from (I3/I1)^2 at equilateral</w:t>
+      </w:r>
+    </w:p>
+    <w:p>
+      <w:r>
+        <w:pict>
+          <v:rect style="width:0;height:1.5pt" o:hralign="center" o:hrstd="t" o:hr="t"/>
+        </w:pict>
+      </w:r>
+    </w:p>
+    <w:bookmarkEnd w:id="37"/>
+    <w:bookmarkEnd w:id="38"/>
+    <w:bookmarkStart w:id="39" w:name="summary-statistics"/>
+    <w:p>
+      <w:pPr>
+        <w:pStyle w:val="Heading2"/>
+      </w:pPr>
+      <w:r>
+        <w:t xml:space="preserve">Summary Statistics</w:t>
+      </w:r>
+    </w:p>
+    <w:p>
+      <w:pPr>
+        <w:pStyle w:val="Compact"/>
+        <w:numPr>
+          <w:ilvl w:val="0"/>
+          <w:numId w:val="1004"/>
+        </w:numPr>
+      </w:pPr>
+      <w:r>
+        <w:t xml:space="preserve">Total numerical predictions: 48 (17 Part I + 15 Part II + 16 Part III)</w:t>
+      </w:r>
+    </w:p>
+    <w:p>
+      <w:pPr>
+        <w:pStyle w:val="Compact"/>
+        <w:numPr>
+          <w:ilvl w:val="0"/>
+          <w:numId w:val="1004"/>
+        </w:numPr>
+      </w:pPr>
+      <w:r>
+        <w:t xml:space="preserve">Matches above 99%: 18</w:t>
+      </w:r>
+    </w:p>
+    <w:p>
+      <w:pPr>
+        <w:pStyle w:val="Compact"/>
+        <w:numPr>
+          <w:ilvl w:val="0"/>
+          <w:numId w:val="1004"/>
+        </w:numPr>
+      </w:pPr>
+      <w:r>
+        <w:t xml:space="preserve">Matches above 98%: 30</w:t>
+      </w:r>
+    </w:p>
+    <w:p>
+      <w:pPr>
+        <w:pStyle w:val="Compact"/>
+        <w:numPr>
+          <w:ilvl w:val="0"/>
+          <w:numId w:val="1004"/>
+        </w:numPr>
+      </w:pPr>
+      <w:r>
+        <w:t xml:space="preserve">Exact matches: 5 (theta_23, delta_CP, Koide, dark_e = muon, f_220)</w:t>
+      </w:r>
+    </w:p>
+    <w:p>
+      <w:pPr>
+        <w:pStyle w:val="Compact"/>
+        <w:numPr>
+          <w:ilvl w:val="0"/>
+          <w:numId w:val="1004"/>
+        </w:numPr>
+      </w:pPr>
+      <w:r>
+        <w:t xml:space="preserve">Proven identities: 2 (CP bosonic, theta_QCD)</w:t>
+      </w:r>
+    </w:p>
+    <w:p>
+      <w:pPr>
+        <w:pStyle w:val="Compact"/>
+        <w:numPr>
+          <w:ilvl w:val="0"/>
+          <w:numId w:val="1004"/>
+        </w:numPr>
+      </w:pPr>
+      <w:r>
+        <w:t xml:space="preserve">Structural derivations: 12 (Maxwell x4, Schrodinger, 3 generations, gravity universality, Poinsot x3, GW Q ratio, M-sigma)</w:t>
+      </w:r>
+    </w:p>
+    <w:p>
+      <w:pPr>
+        <w:pStyle w:val="Compact"/>
+        <w:numPr>
+          <w:ilvl w:val="0"/>
+          <w:numId w:val="1004"/>
+        </w:numPr>
+      </w:pPr>
+      <w:r>
+        <w:t xml:space="preserve">Average match: 99.3%</w:t>
+      </w:r>
+    </w:p>
+    <w:p>
+      <w:pPr>
+        <w:pStyle w:val="Compact"/>
+        <w:numPr>
+          <w:ilvl w:val="0"/>
+          <w:numId w:val="1004"/>
+        </w:numPr>
+      </w:pPr>
+      <w:r>
+        <w:t xml:space="preserve">Problems resolved: 44+</w:t>
+      </w:r>
+    </w:p>
+    <w:p>
+      <w:pPr>
+        <w:pStyle w:val="Compact"/>
+        <w:numPr>
+          <w:ilvl w:val="0"/>
+          <w:numId w:val="1004"/>
+        </w:numPr>
+      </w:pPr>
+      <w:r>
+        <w:t xml:space="preserve">Free parameters: 0 (beyond F2 axiom)</w:t>
+      </w:r>
+    </w:p>
+    <w:p>
+      <w:pPr>
+        <w:pStyle w:val="Compact"/>
+        <w:numPr>
+          <w:ilvl w:val="0"/>
+          <w:numId w:val="1004"/>
+        </w:numPr>
+      </w:pPr>
+      <w:r>
+        <w:t xml:space="preserve">Measured inputs: 0 (N derived from N</w:t>
+      </w:r>
+      <w:r>
+        <w:rPr>
+          <w:i/>
+          <w:iCs/>
+        </w:rPr>
+        <w:t xml:space="preserve">Delta = 254, Delta = 4</w:t>
+      </w:r>
+      <w:r>
+        <w:t xml:space="preserve">alpha^2/9)</w:t>
+      </w:r>
+    </w:p>
+    <w:p>
+      <w:pPr>
+        <w:pStyle w:val="Compact"/>
+        <w:numPr>
+          <w:ilvl w:val="0"/>
+          <w:numId w:val="1004"/>
+        </w:numPr>
+      </w:pPr>
+      <w:r>
         <w:t xml:space="preserve">m_e, m_mu used as cross-check (confirm N to 98.8%), not as inputs</w:t>
       </w:r>
     </w:p>
@@ -7890,8 +9439,8 @@
         <w:t xml:space="preserve">Szőke Barna</w:t>
       </w:r>
     </w:p>
-    <w:bookmarkEnd w:id="33"/>
-    <w:bookmarkEnd w:id="34"/>
+    <w:bookmarkEnd w:id="39"/>
+    <w:bookmarkEnd w:id="40"/>
     <w:sectPr>
       <w:footnotePr>
         <w:numRestart w:val="eachSect"/>
@@ -8105,6 +9654,91 @@
       </w:rPr>
     </w:lvl>
   </w:abstractNum>
+  <w:abstractNum w:abstractNumId="994134">
+    <w:nsid w:val="0A994134"/>
+    <w:multiLevelType w:val="multilevel"/>
+    <w:lvl w:ilvl="0">
+      <w:start w:val="34"/>
+      <w:numFmt w:val="decimal"/>
+      <w:lvlText w:val="%1."/>
+      <w:lvlJc w:val="left"/>
+      <w:pPr>
+        <w:ind w:left="720" w:hanging="360"/>
+      </w:pPr>
+    </w:lvl>
+    <w:lvl w:ilvl="1">
+      <w:start w:val="34"/>
+      <w:numFmt w:val="decimal"/>
+      <w:lvlText w:val="%2."/>
+      <w:lvlJc w:val="left"/>
+      <w:pPr>
+        <w:ind w:left="1440" w:hanging="360"/>
+      </w:pPr>
+    </w:lvl>
+    <w:lvl w:ilvl="2">
+      <w:start w:val="34"/>
+      <w:numFmt w:val="decimal"/>
+      <w:lvlText w:val="%3."/>
+      <w:lvlJc w:val="left"/>
+      <w:pPr>
+        <w:ind w:left="2160" w:hanging="360"/>
+      </w:pPr>
+    </w:lvl>
+    <w:lvl w:ilvl="3">
+      <w:start w:val="34"/>
+      <w:numFmt w:val="decimal"/>
+      <w:lvlText w:val="%4."/>
+      <w:lvlJc w:val="left"/>
+      <w:pPr>
+        <w:ind w:left="2880" w:hanging="360"/>
+      </w:pPr>
+    </w:lvl>
+    <w:lvl w:ilvl="4">
+      <w:start w:val="34"/>
+      <w:numFmt w:val="decimal"/>
+      <w:lvlText w:val="%5."/>
+      <w:lvlJc w:val="left"/>
+      <w:pPr>
+        <w:ind w:left="3600" w:hanging="360"/>
+      </w:pPr>
+    </w:lvl>
+    <w:lvl w:ilvl="5">
+      <w:start w:val="34"/>
+      <w:numFmt w:val="decimal"/>
+      <w:lvlText w:val="%6."/>
+      <w:lvlJc w:val="left"/>
+      <w:pPr>
+        <w:ind w:left="4320" w:hanging="360"/>
+      </w:pPr>
+    </w:lvl>
+    <w:lvl w:ilvl="6">
+      <w:start w:val="34"/>
+      <w:numFmt w:val="decimal"/>
+      <w:lvlText w:val="%7."/>
+      <w:lvlJc w:val="left"/>
+      <w:pPr>
+        <w:ind w:left="5040" w:hanging="360"/>
+      </w:pPr>
+    </w:lvl>
+    <w:lvl w:ilvl="7">
+      <w:start w:val="34"/>
+      <w:numFmt w:val="decimal"/>
+      <w:lvlText w:val="%8."/>
+      <w:lvlJc w:val="left"/>
+      <w:pPr>
+        <w:ind w:left="5760" w:hanging="360"/>
+      </w:pPr>
+    </w:lvl>
+    <w:lvl w:ilvl="8">
+      <w:start w:val="34"/>
+      <w:numFmt w:val="decimal"/>
+      <w:lvlText w:val="%9."/>
+      <w:lvlJc w:val="left"/>
+      <w:pPr>
+        <w:ind w:left="6480" w:hanging="360"/>
+      </w:pPr>
+    </w:lvl>
+  </w:abstractNum>
   <w:num w:numId="1000">
     <w:abstractNumId w:val="990"/>
   </w:num>
@@ -8115,6 +9749,36 @@
     <w:abstractNumId w:val="991"/>
   </w:num>
   <w:num w:numId="1003">
+    <w:abstractNumId w:val="994134"/>
+    <w:lvlOverride w:ilvl="0">
+      <w:startOverride w:val="34"/>
+    </w:lvlOverride>
+    <w:lvlOverride w:ilvl="1">
+      <w:startOverride w:val="34"/>
+    </w:lvlOverride>
+    <w:lvlOverride w:ilvl="2">
+      <w:startOverride w:val="34"/>
+    </w:lvlOverride>
+    <w:lvlOverride w:ilvl="3">
+      <w:startOverride w:val="34"/>
+    </w:lvlOverride>
+    <w:lvlOverride w:ilvl="4">
+      <w:startOverride w:val="34"/>
+    </w:lvlOverride>
+    <w:lvlOverride w:ilvl="5">
+      <w:startOverride w:val="34"/>
+    </w:lvlOverride>
+    <w:lvlOverride w:ilvl="6">
+      <w:startOverride w:val="34"/>
+    </w:lvlOverride>
+    <w:lvlOverride w:ilvl="7">
+      <w:startOverride w:val="34"/>
+    </w:lvlOverride>
+    <w:lvlOverride w:ilvl="8">
+      <w:startOverride w:val="34"/>
+    </w:lvlOverride>
+  </w:num>
+  <w:num w:numId="1004">
     <w:abstractNumId w:val="991"/>
   </w:num>
 </w:numbering>
